--- a/metaanalysis/conference_submissions/iceel/full_paper.docx
+++ b/metaanalysis/conference_submissions/iceel/full_paper.docx
@@ -37,7 +37,7 @@
         <w:t xml:space="preserve">Background. </w:t>
       </w:r>
       <w:r>
-        <w:t xml:space="preserve">The parent meta-analysis (Research Square preprint, DOI 10.21203/rs.3.rs-9513298/v1) reports a highly significant Extraversion × Region moderator in Big Five – academic-achievement research on online learning (Q_between = 46.43, p &lt; .001; Asian pooled r = −0.131 vs non-Asian r = +0.050), but does not decompose the Asia bin into its country-level constituents. </w:t>
+        <w:t xml:space="preserve">The parent meta-analysis (Research Square preprint, DOI 10.21203/rs.3.rs-9513298/v1) reports an Extraversion × Region moderator in Big Five – academic-achievement research on online learning (Asian pooled r = −0.131, k = 2, vs non-Asian r = +0.050, k = 7; Knapp–Hartung meta-regression F(1, 7) = 29.52, p &lt; .001), but does not decompose the Asia bin into its country-level constituents. </w:t>
       </w:r>
       <w:r>
         <w:rPr>
@@ -55,7 +55,7 @@
         <w:t xml:space="preserve">Methods. </w:t>
       </w:r>
       <w:r>
-        <w:t xml:space="preserve">The Asian primary pool comprises k = 2 studies with extractable Pearson r (Yu 2021, China; Rivers 2021, Japan); a third Japan-based study (Tokiwa 2025, K-12) contributes descriptive Spearman ρ. Random-effects pools (REML + HKSJ) replicate the parent preprint. Because residual df = 0, single-dimension weighted-OLS Hofstede meta-regressions yield descriptive slopes only. Direction predictions for Japan, derived from Hofstede &amp; McCrae (2004), are cross-referenced against observed r in both Japan studies. </w:t>
+        <w:t xml:space="preserve">The Asian primary pool comprises k = 2 studies with extractable Pearson r (Yu 2021, China; Rivers 2021, Japan); a third Japan-based study (Tokiwa 2025, K-12) contributes descriptive Spearman ρ. Random-effects pools use REML + HKSJ. Because residual df = 0, single-dimension weighted-OLS Hofstede meta-regressions yield descriptive slopes only. Direction predictions for Japan, derived from Hofstede &amp; McCrae (2004), are cross-referenced against observed r in both Japan studies. </w:t>
       </w:r>
       <w:r>
         <w:rPr>
@@ -73,7 +73,7 @@
         <w:t xml:space="preserve">Conclusion. </w:t>
       </w:r>
       <w:r>
-        <w:t xml:space="preserve">Country-level Hofstede context materially reshapes the Big Five – achievement pattern in ways the binary Asia/non-Asia contrast obscures. With k = 2, the contribution is methodological rather than confirmatory: it flags within-Asia heterogeneity and instrument confounds (60-item BFI-2-J vs 10-item TIPI-J) as prerequisites for future Japan-specific syntheses. </w:t>
+        <w:t xml:space="preserve">Country-level Hofstede context may reshape the Big Five – achievement pattern in ways the binary Asia/non-Asia contrast obscures. With k = 2, the contribution is methodological rather than confirmatory: it flags within-Asia heterogeneity and instrument confounds (60-item BFI-2-J vs 10-item TIPI-J) as prerequisites for future Japan-specific syntheses. </w:t>
       </w:r>
     </w:p>
     <w:p>
@@ -97,7 +97,7 @@
         <w:pStyle w:val="PostHeadPara"/>
       </w:pPr>
       <w:r>
-        <w:t>The Big Five – academic-achievement link is robust at the trait level (Poropat 2009; Mammadov 2022; Chen, Cheung, &amp; Zeng 2025) but is increasingly recognised as culturally conditional, with Mammadov flagging Asian samples as showing amplified Conscientiousness and sometimes inverted Extraversion. The parent preprint (Tokiwa, 2026, DOI 10.21203/rs.3.rs-9513298/v1) confirms a binary Asia / non-Asia contrast with Extraversion × Region the headline (Q_between = 46.43, p &lt; .001; Asian r = −0.131 vs non-Asian r = +0.050) but does not decompose the Asian bin into its country-level constituents — even though Japan, China, Korea, and Taiwan differ sharply on Hofstede Power Distance, UAI, MAS, and IND scores (Hofstede Insights 2024).</w:t>
+        <w:t>The Big Five – academic-achievement link is robust at the trait level (Poropat 2009; Mammadov 2022; Chen, Cheung, &amp; Zeng 2025) but is increasingly recognised as culturally conditional, with Mammadov flagging Asian samples as showing amplified Conscientiousness and sometimes inverted Extraversion. The parent preprint (Tokiwa, 2026, DOI 10.21203/rs.3.rs-9513298/v1) reports a binary Asia / non-Asia contrast with Extraversion × Region the headline (Asian r = −0.131 vs non-Asian r = +0.050) but does not decompose the Asian bin into its country-level constituents — even though Japan, China, Korea, and Taiwan differ sharply on Hofstede Power Distance, UAI, MAS, and IND scores (Hofstede Insights 2024). Re-tested here with a Knapp–Hartung mixed-effects meta-regression, the contrast gives F(1, 7) = 29.52, p &lt; .001; the preprint's Q_between = 46.43 applied a large-sample χ² test to small-sample HKSJ standard errors and overstates the evidence. Either way, the contrast rests on only two Asian studies.</w:t>
       </w:r>
     </w:p>
     <w:p>
@@ -293,7 +293,7 @@
         <w:pStyle w:val="PostHeadPara"/>
       </w:pPr>
       <w:r>
-        <w:t>Per trait, REML + HKSJ pooled r is computed on the k = 2 Asian primary-pool studies (back-transformed 95 % CI reported). For each (trait, dimension) pair, a 2-parameter weighted-OLS Hofstede meta-regression is fit (weights = 1 / (v + τ²), τ² from REML). Because k = 2, residual df = 0; slopes are computable but no SE / t / p estimable, so slopes are reported as descriptive only.</w:t>
+        <w:t>Per trait, REML + HKSJ pooled r is computed on the k = 2 Asian primary-pool studies (back-transformed 95 % CI reported), with τ² estimated by maximising the restricted likelihood. For each (trait, dimension) pair, a 2-parameter weighted-OLS Hofstede meta-regression is fit (weights = 1 / (v + τ²), τ² from REML). Because k = 2, residual df = 0; slopes are computable but no SE / t / p estimable, so slopes are reported as descriptive only. With two studies, each slope is simply the Japan − China difference in Fisher z divided by the Japan − China difference in the dimension score, so the weights do not affect it. The Asia vs non-Asia contrast cited from the parent preprint is re-tested with a mixed-effects meta-regression on a region indicator with the Knapp–Hartung adjustment.</w:t>
       </w:r>
     </w:p>
     <w:p>
@@ -503,7 +503,7 @@
               <w:rPr>
                 <w:sz w:val="16"/>
               </w:rPr>
-              <w:t>0.164 [−0.989, 0.994]</w:t>
+              <w:t>0.158 [−0.989, 0.994]</w:t>
             </w:r>
           </w:p>
         </w:tc>
@@ -719,7 +719,7 @@
               <w:rPr>
                 <w:sz w:val="16"/>
               </w:rPr>
-              <w:t>0.330 [−0.981, 0.995]</w:t>
+              <w:t>0.324 [−0.981, 0.995]</w:t>
             </w:r>
           </w:p>
         </w:tc>
@@ -816,7 +816,7 @@
         <w:pStyle w:val="Para"/>
       </w:pPr>
       <w:r>
-        <w:t>C, E, and N pools have I² = 0 (the two studies agree closely in z-space); O and A pools have I² = 96 % driven by sharply different point estimates. These numbers replicate the preprint Region: Asia row exactly.</w:t>
+        <w:t>C, E, and N pools have I² = 0 (the two studies agree closely in z-space); O and A pools have I² = 96 % driven by sharply different point estimates. C, E, and N match the preprint's Region: Asia row; O and A differ from it by 0.006 because τ² is estimated here by exact REML.</w:t>
       </w:r>
     </w:p>
     <w:p>
@@ -1735,7 +1735,7 @@
         <w:pStyle w:val="Para"/>
       </w:pPr>
       <w:r>
-        <w:t>(Selected rows; full table in results/hofstede_meta_regression.csv. PDI vs IDV slopes are mirror images because Japan and China differ on these in opposite directions; LTO is exception-near-zero because the two countries' LTO scores happen to be very close.)</w:t>
+        <w:t>(Selected rows; full table in results/hofstede_meta_regression.csv. With k = 2, all six dimensions re-express the same single Japan – China contrast. PDI and IDV slopes are mirror images because the two countries differ by 26 points on each, in opposite directions; LTO slopes are the largest in magnitude only because the two LTO scores differ by a single point (88 vs 87), and they carry no information.)</w:t>
       </w:r>
     </w:p>
     <w:p>
@@ -1743,7 +1743,7 @@
         <w:pStyle w:val="Para"/>
       </w:pPr>
       <w:r>
-        <w:t>The pattern that does emerge is consistent with the directional theoretical expectation: higher Individualism (lower Collectivism) is associated with more positive Extraversion – achievement correlations, since Extraversion-as-asset is tied to individualistic affordances. But with df_resid = 0 these slopes carry no inferential weight; they are visualisations of the two-country contrast, not statistical tests.</w:t>
+        <w:t>The Extraversion slope on Individualism is negative (−0.0018): Japan, the more individualistic of the two countries (IDV 46 vs 20), shows the more negative Extraversion – achievement correlation (−0.173 vs −0.126). This runs against the expectation that Extraversion is more of an asset in individualistic contexts. With df_resid = 0 these slopes carry no inferential weight; they are re-expressions of the two-country contrast, not statistical tests.</w:t>
       </w:r>
     </w:p>
     <w:p>
@@ -2919,7 +2919,7 @@
         <w:pStyle w:val="PostHeadPara"/>
       </w:pPr>
       <w:r>
-        <w:t>The headline finding of this paper is structural: the binary Asia/non-Asia contrast in the parent preprint, while statistically significant for Extraversion, is supported by a very thin Asian primary pool (k = 2 with extractable r). This is not a critique of the preprint — its k constraints are entirely transparent — but a reminder that 'Asia' as a moderator level is doing more work than k = 2 can sustain. The interpretation 'Extraversion is more negative in Asia' is best read as 'Extraversion is more negative in our two Asian sample-points than in our seven non-Asian sample-points', and the fact that the two Asian points happen to be from different countries (China, Japan) is a confound that no current corpus can resolve.</w:t>
+        <w:t>The headline finding of this paper is structural: the binary Asia/non-Asia contrast in the parent preprint, while statistically significant for Extraversion, is supported by a very thin Asian primary pool (k = 2 with extractable r). This is not a critique of the preprint — its k constraints are entirely transparent — but a reminder that 'Asia' as a moderator level is doing more work than k = 2 can sustain. The interpretation 'Extraversion is more negative in Asia' is best read as 'Extraversion is more negative in our two Asian sample-points than in our seven non-Asian sample-points', and the fact that the two Asian points happen to be from different countries (China, Japan) is a confound that no current corpus can resolve. Both Asian studies are also asynchronous and both use objective achievement outcomes, so with the present corpus a region effect cannot be separated from a modality or outcome-type effect.</w:t>
       </w:r>
     </w:p>
     <w:p>
@@ -2927,7 +2927,7 @@
         <w:pStyle w:val="Head2"/>
       </w:pPr>
       <w:r>
-        <w:t>5.2 Hofstede slopes as direction-finders</w:t>
+        <w:t>5.2 What the Hofstede slopes can and cannot show</w:t>
       </w:r>
     </w:p>
     <w:p>
@@ -2935,7 +2935,7 @@
         <w:pStyle w:val="PostHeadPara"/>
       </w:pPr>
       <w:r>
-        <w:t>Even at k = 2, the slope signs in Table 2 are interpretable as directional indicators rather than tests. The Extraversion slope on Individualism is small but consistent with theoretical prediction (+ slope = more positive Extraversion in more individualistic contexts; the two Asian countries differ by IDV = 26 points). The Conscientiousness slope on Long-Term Orientation is small and positive (+0.0376), which is consistent with cultural amplification of self-regulation in long-term-oriented societies — but at k = 2 this could reflect any number of alternative explanations (instrument differences, education-level differences, era differences).</w:t>
+        <w:t>With k = 2, the slopes in Table 2 can only be read as the direction of a single Japan – China contrast, and that contrast is confounded with everything else that differs between the two studies (instrument, education level, outcome measure, β-converted vs direct r). Read this way, the Extraversion slope on Individualism runs against the theoretical expectation: the more individualistic country shows the more negative Extraversion correlation. The LTO slopes cannot be interpreted at all, because the two countries' LTO scores differ by only one point.</w:t>
       </w:r>
     </w:p>
     <w:p>
@@ -2967,7 +2967,7 @@
         <w:pStyle w:val="PostHeadPara"/>
       </w:pPr>
       <w:r>
-        <w:t>The 3-of-5 match in Table 4 — particularly the doubly-supported Neuroticism positive direction — is the strongest cultural-context finding in this paper. The N+ direction is opposite to the Western N null/negative pattern (Poropat 2009; Mammadov 2022) and is consistent with Hofstede's (1986) characterisation of strong-UAI societies as ones in which students are rewarded for structured, accuracy-focused study — behaviours plausibly fuelled by trait-level anxiety. The Agreeableness mismatch (predicted − by HM04 UAI .45; observed + in both Japan studies) is informative rather than refuting: population trait scores need not predict individual-level personality–outcome correlations within a particular activity domain, and online-learning may afford agreeable students engagement channels that decouple from population A.</w:t>
+        <w:t>The 3-of-5 match in Table 4 — particularly the doubly-supported Neuroticism positive direction — is the strongest cultural-context finding in this paper. The N+ direction is opposite to the Western N null/negative pattern (Poropat 2009; Mammadov 2022) and is consistent with Hofstede's (1986) characterisation of strong-UAI societies as ones in which students are rewarded for structured, accuracy-focused study — behaviours plausibly fuelled by trait-level anxiety. The Agreeableness mismatch (predicted − by HM04 UAI −.45; observed + in both Japan studies) is informative rather than refuting: population trait scores need not predict individual-level personality–outcome correlations within a particular activity domain, and online-learning may afford agreeable students engagement channels that decouple from population A.</w:t>
       </w:r>
     </w:p>
     <w:p>
@@ -2999,7 +2999,7 @@
         <w:pStyle w:val="PostHeadPara"/>
       </w:pPr>
       <w:r>
-        <w:t>The dominant limitation is k. With k = 2 Asian primary-pool studies, the Hofstede meta-regression has zero residual degrees of freedom; slopes and direction-matches are descriptive only. The Hofstede framework itself is critiqued (Minkov &amp; Hofstede, 2014; McSweeney, 2002) for ecological-fallacy risk and IBM-sample provenance; Minkov-revised dimensions might yield different direction predictions. Western-derived Big Five may not capture culture-specific personality structure in Japan (Cheung et al., 2003). Single-author, single-coder; country-to-Hofstede-dimension assignment uses the canonical Hofstede Insights (2024) table rather than hand-coding.</w:t>
+        <w:t>The dominant limitation is k. With k = 2 Asian primary-pool studies, the Hofstede meta-regression has zero residual degrees of freedom; slopes and direction-matches are descriptive only. Hofstede &amp; McCrae (2004) correlations describe country-level trait means, not within-country trait – achievement correlations; using them to predict the direction of the latter (Table 4) is an assumption rather than an established link. The Hofstede framework itself is critiqued (Minkov &amp; Hofstede, 2014; McSweeney, 2002) for ecological-fallacy risk and IBM-sample provenance; Minkov-revised dimensions might yield different direction predictions. Western-derived Big Five may not capture culture-specific personality structure in Japan (Cheung et al., 2003). Single-author, single-coder; country-to-Hofstede-dimension assignment uses the canonical Hofstede Insights (2024) table rather than hand-coding.</w:t>
       </w:r>
     </w:p>
     <w:p>

--- a/metaanalysis/conference_submissions/iceel/full_paper.docx
+++ b/metaanalysis/conference_submissions/iceel/full_paper.docx
@@ -89,7 +89,7 @@
         <w:pStyle w:val="Head1"/>
       </w:pPr>
       <w:r>
-        <w:t>1 INTRODUCTION</w:t>
+        <w:t>INTRODUCTION</w:t>
       </w:r>
     </w:p>
     <w:p>
@@ -113,7 +113,7 @@
         <w:pStyle w:val="Head1"/>
       </w:pPr>
       <w:r>
-        <w:t>2 RELATED WORK</w:t>
+        <w:t>RELATED WORK</w:t>
       </w:r>
     </w:p>
     <w:p>
@@ -121,7 +121,7 @@
         <w:pStyle w:val="Head2"/>
       </w:pPr>
       <w:r>
-        <w:t>2.1 Hofstede's framework, Big Five linkages, and educational implications</w:t>
+        <w:t>Hofstede's framework, Big Five linkages, and educational implications</w:t>
       </w:r>
     </w:p>
     <w:p>
@@ -153,7 +153,7 @@
         <w:pStyle w:val="Head2"/>
       </w:pPr>
       <w:r>
-        <w:t>2.2 East Asian samples in personality – academic-achievement research</w:t>
+        <w:t>East Asian samples in personality – academic-achievement research</w:t>
       </w:r>
     </w:p>
     <w:p>
@@ -169,7 +169,7 @@
         <w:pStyle w:val="Head2"/>
       </w:pPr>
       <w:r>
-        <w:t>2.3 Japanese online learning context</w:t>
+        <w:t>Japanese online learning context</w:t>
       </w:r>
     </w:p>
     <w:p>
@@ -185,7 +185,7 @@
         <w:pStyle w:val="Head1"/>
       </w:pPr>
       <w:r>
-        <w:t>3 METHOD</w:t>
+        <w:t>METHOD</w:t>
       </w:r>
     </w:p>
     <w:p>
@@ -193,7 +193,7 @@
         <w:pStyle w:val="Head2"/>
       </w:pPr>
       <w:r>
-        <w:t>3.1 Data</w:t>
+        <w:t>Data</w:t>
       </w:r>
     </w:p>
     <w:p>
@@ -253,7 +253,7 @@
         <w:pStyle w:val="Head2"/>
       </w:pPr>
       <w:r>
-        <w:t>3.2 Hofstede cultural-dimensions table</w:t>
+        <w:t>Hofstede cultural-dimensions table</w:t>
       </w:r>
     </w:p>
     <w:p>
@@ -285,7 +285,7 @@
         <w:pStyle w:val="Head2"/>
       </w:pPr>
       <w:r>
-        <w:t>3.3 Statistical model</w:t>
+        <w:t>Statistical model</w:t>
       </w:r>
     </w:p>
     <w:p>
@@ -293,7 +293,7 @@
         <w:pStyle w:val="PostHeadPara"/>
       </w:pPr>
       <w:r>
-        <w:t>Per trait, REML + HKSJ pooled r is computed on the k = 2 Asian primary-pool studies (back-transformed 95 % CI reported), with τ² estimated by maximising the restricted likelihood. For each (trait, dimension) pair, a 2-parameter weighted-OLS Hofstede meta-regression is fit (weights = 1 / (v + τ²), τ² from REML). Because k = 2, residual df = 0; slopes are computable but no SE / t / p estimable, so slopes are reported as descriptive only. With two studies, each slope is simply the Japan − China difference in Fisher z divided by the Japan − China difference in the dimension score, so the weights do not affect it. The Asia vs non-Asia contrast cited from the parent preprint is re-tested with a mixed-effects meta-regression on a region indicator with the Knapp–Hartung adjustment.</w:t>
+        <w:t>Per trait, REML + HKSJ pooled r is computed on the k = 2 Asian primary-pool studies (back-transformed 95 % CI reported), with τ² estimated by maximising the restricted likelihood. For each (trait, dimension) pair, a 2-parameter weighted-OLS Hofstede meta-regression is fit (weights = 1 / (v + τ²), τ² from REML). Because k = 2, residual df = 0; slopes are computable but no SE / t / p estimable, so slopes are reported as descriptive only.</w:t>
       </w:r>
     </w:p>
     <w:p>
@@ -301,7 +301,7 @@
         <w:pStyle w:val="Head3"/>
       </w:pPr>
       <w:r>
-        <w:t>3.3.1 Japan synthesis.</w:t>
+        <w:t>Japan synthesis.</w:t>
       </w:r>
     </w:p>
     <w:p>
@@ -317,7 +317,7 @@
         <w:pStyle w:val="Head2"/>
       </w:pPr>
       <w:r>
-        <w:t>3.4 Reproducibility</w:t>
+        <w:t>Reproducibility</w:t>
       </w:r>
     </w:p>
     <w:p>
@@ -333,7 +333,7 @@
         <w:pStyle w:val="Head1"/>
       </w:pPr>
       <w:r>
-        <w:t>4 RESULTS</w:t>
+        <w:t>RESULTS</w:t>
       </w:r>
     </w:p>
     <w:p>
@@ -341,7 +341,7 @@
         <w:pStyle w:val="Head2"/>
       </w:pPr>
       <w:r>
-        <w:t>4.1 Asian-subset pooled correlations</w:t>
+        <w:t>Asian-subset pooled correlations</w:t>
       </w:r>
     </w:p>
     <w:p>
@@ -824,7 +824,7 @@
         <w:pStyle w:val="Head2"/>
       </w:pPr>
       <w:r>
-        <w:t>4.2 Hofstede single-dimension meta-regression</w:t>
+        <w:t>Hofstede single-dimension meta-regression</w:t>
       </w:r>
     </w:p>
     <w:p>
@@ -1751,7 +1751,7 @@
         <w:pStyle w:val="Head2"/>
       </w:pPr>
       <w:r>
-        <w:t>4.3 Japan synthesis</w:t>
+        <w:t>Japan synthesis</w:t>
       </w:r>
     </w:p>
     <w:p>
@@ -2334,7 +2334,7 @@
         <w:pStyle w:val="Head2"/>
       </w:pPr>
       <w:r>
-        <w:t>4.4 Hofstede direction-prediction match in Japan studies</w:t>
+        <w:t>Hofstede direction-prediction match in Japan studies</w:t>
       </w:r>
     </w:p>
     <w:p>
@@ -2903,7 +2903,7 @@
         <w:pStyle w:val="Head1"/>
       </w:pPr>
       <w:r>
-        <w:t>5 DISCUSSION</w:t>
+        <w:t>DISCUSSION</w:t>
       </w:r>
     </w:p>
     <w:p>
@@ -2911,7 +2911,7 @@
         <w:pStyle w:val="Head2"/>
       </w:pPr>
       <w:r>
-        <w:t>5.1 The within-Asia evidence problem</w:t>
+        <w:t>The within-Asia evidence problem</w:t>
       </w:r>
     </w:p>
     <w:p>
@@ -2927,7 +2927,7 @@
         <w:pStyle w:val="Head2"/>
       </w:pPr>
       <w:r>
-        <w:t>5.2 What the Hofstede slopes can and cannot show</w:t>
+        <w:t>What the Hofstede slopes can and cannot show</w:t>
       </w:r>
     </w:p>
     <w:p>
@@ -2943,7 +2943,7 @@
         <w:pStyle w:val="Head2"/>
       </w:pPr>
       <w:r>
-        <w:t>5.3 The Japan instrument problem</w:t>
+        <w:t>The Japan instrument problem</w:t>
       </w:r>
     </w:p>
     <w:p>
@@ -2959,7 +2959,7 @@
         <w:pStyle w:val="Head2"/>
       </w:pPr>
       <w:r>
-        <w:t>5.4 The Hofstede direction-match in Japan</w:t>
+        <w:t>The Hofstede direction-match in Japan</w:t>
       </w:r>
     </w:p>
     <w:p>
@@ -2975,7 +2975,7 @@
         <w:pStyle w:val="Head2"/>
       </w:pPr>
       <w:r>
-        <w:t>5.5 Self-plagiarism firewall</w:t>
+        <w:t>Self-plagiarism firewall</w:t>
       </w:r>
     </w:p>
     <w:p>
@@ -2991,7 +2991,7 @@
         <w:pStyle w:val="Head1"/>
       </w:pPr>
       <w:r>
-        <w:t>6 LIMITATIONS</w:t>
+        <w:t>LIMITATIONS</w:t>
       </w:r>
     </w:p>
     <w:p>
@@ -3007,7 +3007,7 @@
         <w:pStyle w:val="Head1"/>
       </w:pPr>
       <w:r>
-        <w:t>7 CONCLUSION</w:t>
+        <w:t>CONCLUSION</w:t>
       </w:r>
     </w:p>
     <w:p>

--- a/metaanalysis/conference_submissions/iceel/full_paper.docx
+++ b/metaanalysis/conference_submissions/iceel/full_paper.docx
@@ -37,7 +37,7 @@
         <w:t xml:space="preserve">Background. </w:t>
       </w:r>
       <w:r>
-        <w:t xml:space="preserve">The parent meta-analysis (Research Square preprint, DOI 10.21203/rs.3.rs-9513298/v1) reports an Extraversion × Region moderator in Big Five – academic-achievement research on online learning (Asian pooled r = −0.131, k = 2, vs non-Asian r = +0.050, k = 7; Knapp–Hartung meta-regression F(1, 7) = 29.52, p &lt; .001), but does not decompose the Asia bin into its country-level constituents. </w:t>
+        <w:t xml:space="preserve">The parent meta-analysis (Research Square preprint, DOI 10.21203/rs.3.rs-9513298/v1) reports an Extraversion × Region moderator in Big Five – academic-achievement research on online learning (Asian pooled r = −0.095, k = 2, vs non-Asian r = +0.050, k = 7; Knapp–Hartung meta-regression F(1, 7) = 12.94, p = .009), but does not decompose the Asia bin into its country-level constituents. </w:t>
       </w:r>
       <w:r>
         <w:rPr>
@@ -97,7 +97,7 @@
         <w:pStyle w:val="PostHeadPara"/>
       </w:pPr>
       <w:r>
-        <w:t>The Big Five – academic-achievement link is robust at the trait level (Poropat 2009; Mammadov 2022; Chen, Cheung, &amp; Zeng 2025) but is increasingly recognised as culturally conditional, with Mammadov flagging Asian samples as showing amplified Conscientiousness and sometimes inverted Extraversion. The parent preprint (Tokiwa, 2026, DOI 10.21203/rs.3.rs-9513298/v1) reports a binary Asia / non-Asia contrast with Extraversion × Region the headline (Asian r = −0.131 vs non-Asian r = +0.050) but does not decompose the Asian bin into its country-level constituents — even though Japan, China, Korea, and Taiwan differ sharply on Hofstede Power Distance, UAI, MAS, and IND scores (Hofstede Insights 2024). Re-tested here with a Knapp–Hartung mixed-effects meta-regression, the contrast gives F(1, 7) = 29.52, p &lt; .001; the preprint's Q_between = 46.43 applied a large-sample χ² test to small-sample HKSJ standard errors and overstates the evidence. Either way, the contrast rests on only two Asian studies.</w:t>
+        <w:t>The Big Five – academic-achievement link is robust at the trait level (Poropat 2009; Mammadov 2022; Chen, Cheung, &amp; Zeng 2025) but is increasingly recognised as culturally conditional, with Mammadov flagging Asian samples as showing amplified Conscientiousness and sometimes inverted Extraversion. The parent preprint (Tokiwa, 2026, DOI 10.21203/rs.3.rs-9513298/v1) reports a binary Asia / non-Asia contrast with Extraversion × Region the headline (Asian r = −0.131 vs non-Asian r = +0.050) but does not decompose the Asian bin into its country-level constituents — even though Japan, China, Korea, and Taiwan differ sharply on Hofstede Power Distance, UAI, MAS, and IND scores (Hofstede Insights 2024). Re-analysed here, with β converted to r by the published Peterson–Brown rule (the preprint pushed negative β a further .05 from zero) and the contrast tested with a Knapp–Hartung mixed-effects meta-regression (the preprint's Q_between = 46.43 applied a large-sample χ² test to small-sample HKSJ standard errors), the Asian estimate is r = −0.095 and the contrast F(1, 7) = 12.94, p = .009. Either way, the contrast rests on only two Asian studies.</w:t>
       </w:r>
     </w:p>
     <w:p>
@@ -161,7 +161,7 @@
         <w:pStyle w:val="PostHeadPara"/>
       </w:pPr>
       <w:r>
-        <w:t>Reviews specific to East Asian samples (Chen et al. 2025; Mammadov 2022) report two recurring patterns: (i) Conscientiousness is at least as strong a predictor of achievement as in Western samples, often slightly stronger in collectivist sub-populations; and (ii) Extraversion's role is attenuated or reversed in collectivist contexts where individual social initiative is valued less highly. The preprint's Asian subset findings (E r = −0.131; C r = +0.111) are consistent with this pattern.</w:t>
+        <w:t>Reviews specific to East Asian samples (Chen et al. 2025; Mammadov 2022) report two recurring patterns: (i) Conscientiousness is at least as strong a predictor of achievement as in Western samples, often slightly stronger in collectivist sub-populations; and (ii) Extraversion's role is attenuated or reversed in collectivist contexts where individual social initiative is valued less highly. The Asian subset estimates here (E r = −0.095; C r = +0.110) are consistent with this pattern.</w:t>
       </w:r>
     </w:p>
     <w:p>
@@ -201,7 +201,7 @@
         <w:pStyle w:val="PostHeadPara"/>
       </w:pPr>
       <w:r>
-        <w:t>The corpus is inherited from the parent preprint via the derived studies dataset. PRISMA 2020 standards (Page et al., 2021) were followed; Figure 1 reproduces the flow diagram with the ICEEL terminal box marking the Asian-subset extraction (k = 2 with extractable r per trait; A-25 Tokiwa Japan retained for qualitative synthesis only). The Asian subset is extracted by region == 'Asia'. After requiring extractable Pearson r per trait, k = 2 Asian primary-pool studies remain: A-28 Yu (China; β-converted r) and A-31 Rivers (Japan; direct r). Two further Asian primary-pool studies (A-25 Tokiwa, A-26 Wang) are present in the qualitative synthesis but do not contribute extractable r values.</w:t>
+        <w:t>The corpus is inherited from the parent preprint via the derived studies dataset. PRISMA 2020 standards (Page et al., 2021) were followed; Figure 1 reproduces the flow diagram with the ICEEL terminal box marking the Asian-subset extraction (k = 2 with extractable r per trait; A-25 Tokiwa Japan retained for qualitative synthesis only). The Asian subset is extracted by region == 'Asia'. After requiring extractable Pearson r per trait, k = 2 Asian primary-pool studies remain: A-28 Yu (China; r converted from β with the Peterson–Brown rule r = .98β + .05λ) and A-31 Rivers (Japan; direct r). Two further Asian primary-pool studies (A-25 Tokiwa, A-26 Wang) are present in the qualitative synthesis but do not contribute extractable r values.</w:t>
       </w:r>
     </w:p>
     <w:p>
@@ -503,7 +503,7 @@
               <w:rPr>
                 <w:sz w:val="16"/>
               </w:rPr>
-              <w:t>0.158 [−0.989, 0.994]</w:t>
+              <w:t>0.155 [−0.988, 0.994]</w:t>
             </w:r>
           </w:p>
         </w:tc>
@@ -517,7 +517,7 @@
               <w:rPr>
                 <w:sz w:val="16"/>
               </w:rPr>
-              <w:t>96.0 %</w:t>
+              <w:t>95.8 %</w:t>
             </w:r>
           </w:p>
         </w:tc>
@@ -575,7 +575,7 @@
               <w:rPr>
                 <w:sz w:val="16"/>
               </w:rPr>
-              <w:t>0.111 [−0.039, 0.257]</w:t>
+              <w:t>0.110 [−0.045, 0.260]</w:t>
             </w:r>
           </w:p>
         </w:tc>
@@ -647,7 +647,7 @@
               <w:rPr>
                 <w:sz w:val="16"/>
               </w:rPr>
-              <w:t>−0.131 [−0.314, 0.061]</w:t>
+              <w:t>−0.095 [−0.541, 0.393]</w:t>
             </w:r>
           </w:p>
         </w:tc>
@@ -661,7 +661,7 @@
               <w:rPr>
                 <w:sz w:val="16"/>
               </w:rPr>
-              <w:t>0.0 %</w:t>
+              <w:t>23.0 %</w:t>
             </w:r>
           </w:p>
         </w:tc>
@@ -719,7 +719,7 @@
               <w:rPr>
                 <w:sz w:val="16"/>
               </w:rPr>
-              <w:t>0.324 [−0.981, 0.995]</w:t>
+              <w:t>0.319 [−0.979, 0.994]</w:t>
             </w:r>
           </w:p>
         </w:tc>
@@ -733,7 +733,7 @@
               <w:rPr>
                 <w:sz w:val="16"/>
               </w:rPr>
-              <w:t>95.6 %</w:t>
+              <w:t>95.4 %</w:t>
             </w:r>
           </w:p>
         </w:tc>
@@ -791,7 +791,7 @@
               <w:rPr>
                 <w:sz w:val="16"/>
               </w:rPr>
-              <w:t>0.089 [0.008, 0.169]</w:t>
+              <w:t>0.089 [0.005, 0.171]</w:t>
             </w:r>
           </w:p>
         </w:tc>
@@ -816,7 +816,7 @@
         <w:pStyle w:val="Para"/>
       </w:pPr>
       <w:r>
-        <w:t>C, E, and N pools have I² = 0 (the two studies agree closely in z-space); O and A pools have I² = 96 % driven by sharply different point estimates. C, E, and N match the preprint's Region: Asia row; O and A differ from it by 0.006 because τ² is estimated here by exact REML.</w:t>
+        <w:t>C and N pools have I² = 0 (the two studies agree closely in z-space) and E has I² = 23 %; O and A pools have I² ≈ 95 % driven by sharply different point estimates. The values differ from the preprint's Region: Asia row because τ² is estimated here by exact REML and A-28's β is converted with the published Peterson–Brown rule.</w:t>
       </w:r>
     </w:p>
     <w:p>
@@ -956,7 +956,7 @@
               <w:rPr>
                 <w:sz w:val="16"/>
               </w:rPr>
-              <w:t>+0.0168</w:t>
+              <w:t>+0.0165</w:t>
             </w:r>
           </w:p>
         </w:tc>
@@ -1014,7 +1014,7 @@
               <w:rPr>
                 <w:sz w:val="16"/>
               </w:rPr>
-              <w:t>−0.0168</w:t>
+              <w:t>−0.0165</w:t>
             </w:r>
           </w:p>
         </w:tc>
@@ -1072,7 +1072,7 @@
               <w:rPr>
                 <w:sz w:val="16"/>
               </w:rPr>
-              <w:t>−0.4372</w:t>
+              <w:t>−0.4303</w:t>
             </w:r>
           </w:p>
         </w:tc>
@@ -1130,7 +1130,7 @@
               <w:rPr>
                 <w:sz w:val="16"/>
               </w:rPr>
-              <w:t>−0.0014</w:t>
+              <w:t>−0.0015</w:t>
             </w:r>
           </w:p>
         </w:tc>
@@ -1188,7 +1188,7 @@
               <w:rPr>
                 <w:sz w:val="16"/>
               </w:rPr>
-              <w:t>+0.0014</w:t>
+              <w:t>+0.0015</w:t>
             </w:r>
           </w:p>
         </w:tc>
@@ -1246,7 +1246,7 @@
               <w:rPr>
                 <w:sz w:val="16"/>
               </w:rPr>
-              <w:t>+0.0376</w:t>
+              <w:t>+0.0387</w:t>
             </w:r>
           </w:p>
         </w:tc>
@@ -1304,7 +1304,7 @@
               <w:rPr>
                 <w:sz w:val="16"/>
               </w:rPr>
-              <w:t>+0.0018</w:t>
+              <w:t>+0.0039</w:t>
             </w:r>
           </w:p>
         </w:tc>
@@ -1362,7 +1362,7 @@
               <w:rPr>
                 <w:sz w:val="16"/>
               </w:rPr>
-              <w:t>−0.0018</w:t>
+              <w:t>−0.0039</w:t>
             </w:r>
           </w:p>
         </w:tc>
@@ -1420,7 +1420,7 @@
               <w:rPr>
                 <w:sz w:val="16"/>
               </w:rPr>
-              <w:t>−0.0481</w:t>
+              <w:t>−0.1001</w:t>
             </w:r>
           </w:p>
         </w:tc>
@@ -1478,7 +1478,7 @@
               <w:rPr>
                 <w:sz w:val="16"/>
               </w:rPr>
-              <w:t>+0.0162</w:t>
+              <w:t>+0.0157</w:t>
             </w:r>
           </w:p>
         </w:tc>
@@ -1536,7 +1536,7 @@
               <w:rPr>
                 <w:sz w:val="16"/>
               </w:rPr>
-              <w:t>−0.4201</w:t>
+              <w:t>−0.4086</w:t>
             </w:r>
           </w:p>
         </w:tc>
@@ -1710,7 +1710,7 @@
               <w:rPr>
                 <w:sz w:val="16"/>
               </w:rPr>
-              <w:t>+0.0202</w:t>
+              <w:t>+0.0209</w:t>
             </w:r>
           </w:p>
         </w:tc>
@@ -1743,7 +1743,7 @@
         <w:pStyle w:val="Para"/>
       </w:pPr>
       <w:r>
-        <w:t>The Extraversion slope on Individualism is negative (−0.0018): Japan, the more individualistic of the two countries (IDV 46 vs 20), shows the more negative Extraversion – achievement correlation (−0.173 vs −0.126). This runs against the expectation that Extraversion is more of an asset in individualistic contexts. With df_resid = 0 these slopes carry no inferential weight; they are re-expressions of the two-country contrast, not statistical tests.</w:t>
+        <w:t>The Extraversion slope on Individualism is negative (−0.0039): Japan, the more individualistic of the two countries (IDV 46 vs 20), shows the more negative Extraversion – achievement correlation (−0.173 vs −0.074). This runs against the expectation that Extraversion is more of an asset in individualistic contexts. With df_resid = 0 these slopes carry no inferential weight; they are re-expressions of the two-country contrast, not statistical tests.</w:t>
       </w:r>
     </w:p>
     <w:p>

--- a/metaanalysis/conference_submissions/iceel/full_paper.docx
+++ b/metaanalysis/conference_submissions/iceel/full_paper.docx
@@ -1536,7 +1536,7 @@
               <w:rPr>
                 <w:sz w:val="16"/>
               </w:rPr>
-              <w:t>−0.4086</w:t>
+              <w:t>−0.4085</w:t>
             </w:r>
           </w:p>
         </w:tc>

--- a/metaanalysis/conference_submissions/iceel/full_paper.docx
+++ b/metaanalysis/conference_submissions/iceel/full_paper.docx
@@ -46,7 +46,7 @@
         <w:t xml:space="preserve">Objective. </w:t>
       </w:r>
       <w:r>
-        <w:t xml:space="preserve">To (i) attach Hofstede 6-D country scores to the Asian primary-pool studies, and (ii) test whether observed Big Five – outcome directions in Japan-based studies match Hofstede &amp; McCrae (2004) trait-dimension predictions. </w:t>
+        <w:t xml:space="preserve">To (i) describe how the Asian primary-pool studies differ on Hofstede 6-D country scores, and (ii) explore whether the observed Big Five – outcome directions in Japan-based studies correspond to the directions suggested by country-level trait – culture associations (Hofstede &amp; McCrae 2004). </w:t>
       </w:r>
       <w:r>
         <w:rPr>
@@ -55,7 +55,7 @@
         <w:t xml:space="preserve">Methods. </w:t>
       </w:r>
       <w:r>
-        <w:t xml:space="preserve">The Asian primary pool comprises k = 2 studies with extractable Pearson r (Yu 2021, China; Rivers 2021, Japan); a third Japan-based study (Tokiwa 2025, K-12) contributes descriptive Spearman ρ. Random-effects pools use REML + HKSJ. Because residual df = 0, single-dimension weighted-OLS Hofstede meta-regressions yield descriptive slopes only. Direction predictions for Japan, derived from Hofstede &amp; McCrae (2004), are cross-referenced against observed r in both Japan studies. </w:t>
+        <w:t xml:space="preserve">The Asian primary pool comprises k = 2 studies with extractable Pearson r (Yu 2021, China; Rivers 2021, Japan); a third Japan-based study (Tokiwa 2025, K-12) contributes descriptive Spearman ρ. Random-effects pools use REML + HKSJ. Because residual df = 0, fits on Hofstede scores are reported only as descriptive two-country contrasts, not as meta-regression evidence. Country-level correlations from Hofstede &amp; McCrae (2004) serve as an exploratory reference point, and engagement outcomes (Tokiwa, Spearman ρ) are kept separate from achievement outcomes (Rivers, Pearson r). </w:t>
       </w:r>
       <w:r>
         <w:rPr>
@@ -64,7 +64,7 @@
         <w:t xml:space="preserve">Results. </w:t>
       </w:r>
       <w:r>
-        <w:t xml:space="preserve">The direction-match analysis yields 3 of 5 trait matches (Conscientiousness+, Extraversion−, Neuroticism+; Agreeableness and Openness mismatch). The diagnostic finding is Neuroticism+: observed in both Japan studies, doubly predicted by Japan's very high Uncertainty Avoidance (UAI = 92) and Masculinity (MAS = 95), and opposite to the consistent N− pattern reported in Western Big Five meta-analyses (Poropat 2009; Mammadov 2022). The Agreeableness mismatch (predicted −, observed +) suggests that online-learning behaviour-level engagement may decouple from population trait-level A in collectivist contexts. </w:t>
+        <w:t xml:space="preserve">The observed signs correspond to the country-level reference for 3 of 5 traits (Conscientiousness+, Extraversion−, Neuroticism+) and differ for Agreeableness and Openness. Neuroticism is positive in both Japan studies (engagement in one, course grade in the other), which contrasts with the null-to-negative pattern in Western meta-analyses (Poropat 2009; Mammadov 2022) and is in line with Japan's very high Uncertainty Avoidance (UAI = 92) and Masculinity (MAS = 95). Because country-level associations do not imply individual-level effects, and the two outcomes differ in construct and metric, this correspondence is a hypothesis rather than replicated evidence about achievement. </w:t>
       </w:r>
       <w:r>
         <w:rPr>
@@ -73,7 +73,21 @@
         <w:t xml:space="preserve">Conclusion. </w:t>
       </w:r>
       <w:r>
-        <w:t xml:space="preserve">Country-level Hofstede context may reshape the Big Five – achievement pattern in ways the binary Asia/non-Asia contrast obscures. With k = 2, the contribution is methodological rather than confirmatory: it flags within-Asia heterogeneity and instrument confounds (60-item BFI-2-J vs 10-item TIPI-J) as prerequisites for future Japan-specific syntheses. </w:t>
+        <w:t xml:space="preserve">Treating Asia as one moderator level hides country-level differences that the current evidence cannot resolve. With k = 2, this is an exploratory methodological and narrative synthesis: it flags within-Asia heterogeneity, the gap between culture-level and individual-level data, and outcome and instrument confounds (60-item BFI-2-J vs 10-item TIPI-J) as prerequisites for future Japan-specific syntheses. </w:t>
+      </w:r>
+    </w:p>
+    <w:p>
+      <w:pPr>
+        <w:pStyle w:val="CCSDescription"/>
+      </w:pPr>
+      <w:r>
+        <w:rPr>
+          <w:b/>
+        </w:rPr>
+        <w:t xml:space="preserve">CCS CONCEPTS • </w:t>
+      </w:r>
+      <w:r>
+        <w:t>Applied computing • Education • E-learning</w:t>
       </w:r>
     </w:p>
     <w:p>
@@ -105,7 +119,7 @@
         <w:pStyle w:val="Para"/>
       </w:pPr>
       <w:r>
-        <w:t>This paper asks: once you decompose the Asia bin, do Hofstede cultural dimensions predict the direction of Big Five – achievement correlations within Asia? With only k = 2 Asian primary-pool studies contributing extractable r (A-28 Yu, China; A-31 Rivers, Japan), no inference is possible from the meta-regression. We therefore reframe the analysis as a Hofstede direction-prediction match against the two Japan-based studies (Tokiwa 2025 K-12, Rivers 2021 UG; Hofstede &amp; McCrae 2004 trait-dimension correlations as the prediction source). The headline finding is a 3-of-5 trait direction-match, with the Neuroticism positive direction in both Japan studies opposite to the Western pattern and doubly predicted by Japan's very high UAI and MAS.</w:t>
+        <w:t>This paper asks whether, once the Asia bin is decomposed, Hofstede's cultural dimensions help describe the direction of Big Five – outcome correlations within Asia. With only k = 2 Asian primary-pool studies contributing extractable r (A-28 Yu, China; A-31 Rivers, Japan), a regression on country scores supports no inference, so we report those fits only as descriptive two-country contrasts. We then compare the observed directions in the two Japan-based studies (Tokiwa 2025, K-12; Rivers 2021, undergraduate) with the directions suggested by country-level trait – culture correlations (Hofstede &amp; McCrae 2004). This is an exploratory correspondence, not a prediction test: the reference correlations describe nations rather than learners, and the two Japan studies measure different outcomes (platform engagement vs course grade). The paper is therefore positioned as an exploratory methodological and narrative synthesis.</w:t>
       </w:r>
     </w:p>
     <w:p>
@@ -145,7 +159,7 @@
         <w:pStyle w:val="Para"/>
       </w:pPr>
       <w:r>
-        <w:t>Japan's profile (PDI = 54, IDV = 46, MAS = 95, UAI = 92) yields HM04-derived direction predictions tabulated in Section 4.4 (Table 4). The N+ prediction is particularly diagnostic because it is opposite to the consistent N− pattern in Western Big Five – achievement meta-analyses (Poropat, 2009; Mammadov, 2022).</w:t>
+        <w:t>Japan's profile (PDI = 54, IDV = 46, MAS = 95, UAI = 92) implies, at the country level, the reference directions listed in Section 4.4 (Table 4). These are not predictions for individual learners: Hofstede &amp; McCrae (2004) correlate national culture scores with national trait means, and the same association need not hold for trait – outcome correlations within one country. We use them only as a reference point. The N reference is of particular interest because it runs opposite to the N− pattern in Western Big Five – achievement meta-analyses (Poropat, 2009; Mammadov, 2022).</w:t>
       </w:r>
     </w:p>
     <w:p>
@@ -293,7 +307,7 @@
         <w:pStyle w:val="PostHeadPara"/>
       </w:pPr>
       <w:r>
-        <w:t>Per trait, REML + HKSJ pooled r is computed on the k = 2 Asian primary-pool studies (back-transformed 95 % CI reported), with τ² estimated by maximising the restricted likelihood. For each (trait, dimension) pair, a 2-parameter weighted-OLS Hofstede meta-regression is fit (weights = 1 / (v + τ²), τ² from REML). Because k = 2, residual df = 0; slopes are computable but no SE / t / p estimable, so slopes are reported as descriptive only.</w:t>
+        <w:t>Per trait, REML + HKSJ pooled r is computed on the k = 2 Asian primary-pool studies (back-transformed 95 % CI reported), with τ² estimated by maximising the restricted likelihood. For each (trait, dimension) pair, a weighted line is fit on the Hofstede score (weights = 1 / (v + τ²), τ² from REML). Because k = 2, residual df = 0: each line passes exactly through the two study estimates, so its slope is the Japan – China difference divided by the difference in country scores. The slopes are therefore reported as descriptive two-country contrasts, not as meta-regression evidence.</w:t>
       </w:r>
     </w:p>
     <w:p>
@@ -309,7 +323,7 @@
         <w:pStyle w:val="PostHeadPara"/>
       </w:pPr>
       <w:r>
-        <w:t>The two Japan primary-pool studies are tabulated side-by-side on N, modality, education level, instrument, and per-trait r (where available). The narrative discussion is the analytic vehicle; no formal pooling is attempted at k = 2.</w:t>
+        <w:t>The two Japan primary-pool studies are tabulated side-by-side on N, modality, education level, instrument, outcome, and per-trait correlations. Their outcomes are kept separate: A-25 Tokiwa reports Spearman ρ with platform engagement and mastery (learning behaviour), whereas A-31 Rivers reports Pearson r with course grade (achievement). The two are compared side by side, not pooled or treated as replications of each other.</w:t>
       </w:r>
     </w:p>
     <w:p>
@@ -824,7 +838,7 @@
         <w:pStyle w:val="Head2"/>
       </w:pPr>
       <w:r>
-        <w:t>Hofstede single-dimension meta-regression</w:t>
+        <w:t>Hofstede two-country contrasts (descriptive)</w:t>
       </w:r>
     </w:p>
     <w:p>
@@ -832,7 +846,7 @@
         <w:pStyle w:val="PostHeadPara"/>
       </w:pPr>
       <w:r>
-        <w:t>Table 2 reports the per-trait per-dimension slope estimates. With df_resid = 0 the inferential columns (SE, t, p) are not estimable; only the slope is reported.</w:t>
+        <w:t>Table 2 reports, for each trait and dimension, the slope of the line through the two Asian study estimates. With df_resid = 0 these are descriptive contrasts; SE, t and p are not estimable.</w:t>
       </w:r>
     </w:p>
     <w:p>
@@ -840,7 +854,7 @@
         <w:pStyle w:val="TableCaption"/>
       </w:pPr>
       <w:r>
-        <w:t>Table 2: Hofstede single-dimension meta-regression slopes, descriptive only (k = 2; df_resid = 0).</w:t>
+        <w:t>Table 2: Hofstede two-country contrasts expressed as slopes, descriptive only (k = 2; df_resid = 0).</w:t>
       </w:r>
     </w:p>
     <w:tbl>
@@ -1767,7 +1781,7 @@
         <w:pStyle w:val="TableCaption"/>
       </w:pPr>
       <w:r>
-        <w:t>Table 3: Japan-based primary-pool studies, narrative comparison.</w:t>
+        <w:t>Table 3: Japan-based primary-pool studies, side-by-side comparison (engagement and achievement outcomes are not directly comparable).</w:t>
       </w:r>
     </w:p>
     <w:tbl>
@@ -2015,7 +2029,7 @@
               <w:rPr>
                 <w:sz w:val="16"/>
               </w:rPr>
-              <w:t>Outcome</w:t>
+              <w:t>Outcome (construct)</w:t>
             </w:r>
           </w:p>
         </w:tc>
@@ -2029,7 +2043,7 @@
               <w:rPr>
                 <w:sz w:val="16"/>
               </w:rPr>
-              <w:t>Test completion + mastery (Spearman ρ)</w:t>
+              <w:t>Engagement / mastery: lectures, tests (Spearman ρ)</w:t>
             </w:r>
           </w:p>
         </w:tc>
@@ -2043,7 +2057,7 @@
               <w:rPr>
                 <w:sz w:val="16"/>
               </w:rPr>
-              <w:t>Course grade (Pearson r)</w:t>
+              <w:t>Achievement: course grade (Pearson r)</w:t>
             </w:r>
           </w:p>
         </w:tc>
@@ -2318,7 +2332,7 @@
         <w:pStyle w:val="Para"/>
       </w:pPr>
       <w:r>
-        <w:t>A-25 Tokiwa's correlations are reported as Spearman ρ against StudySapuri usage outcomes (Tokiwa 2025, Tables 3 + body text); they did not survive the meta-analysis extraction protocol (which required Pearson r against achievement, not Spearman against engagement) but are included here as the original-publication descriptive comparator. A-31 Rivers's r values are extractable Pearson correlations against course grade and contribute to the meta-analysis pool.</w:t>
+        <w:t>A-25 Tokiwa's values are Spearman ρ with StudySapuri engagement and mastery measures (lectures watched, tests completed and mastered; Tokiwa 2025, Table 3 and text). They are learning-behaviour outcomes, not academic achievement, and they did not meet the extraction protocol (Pearson r with achievement); they are shown only as a descriptive comparator. A-31 Rivers's values are Pearson r with course grade and are the only Japanese achievement evidence in the pool.</w:t>
       </w:r>
     </w:p>
     <w:p>
@@ -2334,7 +2348,7 @@
         <w:pStyle w:val="Head2"/>
       </w:pPr>
       <w:r>
-        <w:t>Hofstede direction-prediction match in Japan studies</w:t>
+        <w:t>Exploratory correspondence with country-level trait – culture associations</w:t>
       </w:r>
     </w:p>
     <w:p>
@@ -2342,7 +2356,7 @@
         <w:pStyle w:val="PostHeadPara"/>
       </w:pPr>
       <w:r>
-        <w:t>Table 4 cross-references HM04-derived direction predictions for Japan with observed Big Five – outcome direction in the two Japan studies. Direction is coded + if observed magnitude ≥ +0.05, − if ≤ −0.05, flat otherwise; A-25 Tokiwa's direction is the dominant-pattern Spearman ρ against StudySapuri outcomes.</w:t>
+        <w:t>Table 4 places the sign of the country-level trait – culture correlations reported by Hofstede &amp; McCrae (2004) for Japan's most distinctive dimensions next to the observed directions in the two Japan studies, listed separately by outcome. The reference column is not a prediction for individual learners; it summarises associations between national culture scores and national trait means. Direction is coded + if the observed value is ≥ +0.05, − if ≤ −0.05, flat otherwise; for A-25 Tokiwa it is the dominant pattern of Spearman ρ with engagement outcomes.</w:t>
       </w:r>
     </w:p>
     <w:p>
@@ -2350,7 +2364,7 @@
         <w:pStyle w:val="TableCaption"/>
       </w:pPr>
       <w:r>
-        <w:t>Table 4: Hofstede-predicted vs observed direction in Japan-based studies.</w:t>
+        <w:t>Table 4: Exploratory correspondence between country-level trait – culture associations (Hofstede &amp; McCrae 2004) and observed directions in the Japan-based studies, shown separately by outcome.</w:t>
       </w:r>
     </w:p>
     <w:tbl>
@@ -2394,7 +2408,7 @@
                 <w:b/>
                 <w:sz w:val="16"/>
               </w:rPr>
-              <w:t>HM04 prediction (Japan)</w:t>
+              <w:t>Country-level reference (HM04)</w:t>
             </w:r>
           </w:p>
         </w:tc>
@@ -2409,7 +2423,7 @@
                 <w:b/>
                 <w:sz w:val="16"/>
               </w:rPr>
-              <w:t>Driver</w:t>
+              <w:t>Source</w:t>
             </w:r>
           </w:p>
         </w:tc>
@@ -2424,7 +2438,7 @@
                 <w:b/>
                 <w:sz w:val="16"/>
               </w:rPr>
-              <w:t>Tokiwa</w:t>
+              <w:t>Tokiwa: engagement (ρ)</w:t>
             </w:r>
           </w:p>
         </w:tc>
@@ -2439,7 +2453,7 @@
                 <w:b/>
                 <w:sz w:val="16"/>
               </w:rPr>
-              <w:t>Rivers</w:t>
+              <w:t>Rivers: grade (r)</w:t>
             </w:r>
           </w:p>
         </w:tc>
@@ -2454,7 +2468,7 @@
                 <w:b/>
                 <w:sz w:val="16"/>
               </w:rPr>
-              <w:t>Match?</w:t>
+              <w:t>Same sign?</w:t>
             </w:r>
           </w:p>
         </w:tc>
@@ -2540,7 +2554,7 @@
               <w:rPr>
                 <w:sz w:val="16"/>
               </w:rPr>
-              <w:t>✓</w:t>
+              <w:t>yes</w:t>
             </w:r>
           </w:p>
         </w:tc>
@@ -2626,7 +2640,7 @@
               <w:rPr>
                 <w:sz w:val="16"/>
               </w:rPr>
-              <w:t>✓</w:t>
+              <w:t>yes</w:t>
             </w:r>
           </w:p>
         </w:tc>
@@ -2670,7 +2684,7 @@
               <w:rPr>
                 <w:sz w:val="16"/>
               </w:rPr>
-              <w:t>UAI .31 + MAS .30 (double)</w:t>
+              <w:t>UAI .31; MAS .30</w:t>
             </w:r>
           </w:p>
         </w:tc>
@@ -2712,7 +2726,7 @@
               <w:rPr>
                 <w:sz w:val="16"/>
               </w:rPr>
-              <w:t>✓</w:t>
+              <w:t>yes</w:t>
             </w:r>
           </w:p>
         </w:tc>
@@ -2798,7 +2812,7 @@
               <w:rPr>
                 <w:sz w:val="16"/>
               </w:rPr>
-              <w:t>✗</w:t>
+              <w:t>no</w:t>
             </w:r>
           </w:p>
         </w:tc>
@@ -2884,7 +2898,7 @@
               <w:rPr>
                 <w:sz w:val="16"/>
               </w:rPr>
-              <w:t>✗</w:t>
+              <w:t>no</w:t>
             </w:r>
           </w:p>
         </w:tc>
@@ -2895,7 +2909,7 @@
         <w:pStyle w:val="Para"/>
       </w:pPr>
       <w:r>
-        <w:t>3 of 5 traits (C, E, N) match. The Neuroticism+ match is the headline: opposite to the Western N− pattern (Poropat 2009; Mammadov 2022), supported in both Japan studies, and doubly predicted via UAI and MAS. The A mismatch (predicted −, observed +) is informative rather than refuting: it suggests online-learning behaviour-level A engagement may decouple from population trait-level A in collectivist contexts — a hypothesis future cross-cultural syntheses can test directly.</w:t>
+        <w:t>The signs correspond for 3 of 5 traits (C, E, N) and differ for A and O. Neuroticism is the most noticeable case: it is positive in both studies, which contrasts with the null-to-negative N pattern in Western meta-analyses (Poropat 2009; Mammadov 2022), and both of Japan's most extreme dimensions (UAI, MAS) are positively associated with national N means. However, the two positive values come from different constructs (engagement ρ in Tokiwa, course grade r in Rivers), so they do not replicate one achievement effect; only Rivers's r = +0.107 concerns achievement. The A difference (country-level −, observed +) is a reminder that national trait means need not describe within-country trait – outcome correlations.</w:t>
       </w:r>
     </w:p>
     <w:p>
@@ -2959,7 +2973,7 @@
         <w:pStyle w:val="Head2"/>
       </w:pPr>
       <w:r>
-        <w:t>The Hofstede direction-match in Japan</w:t>
+        <w:t>Reading the Neuroticism correspondence with caution</w:t>
       </w:r>
     </w:p>
     <w:p>
@@ -2967,7 +2981,7 @@
         <w:pStyle w:val="PostHeadPara"/>
       </w:pPr>
       <w:r>
-        <w:t>The 3-of-5 match in Table 4 — particularly the doubly-supported Neuroticism positive direction — is the strongest cultural-context finding in this paper. The N+ direction is opposite to the Western N null/negative pattern (Poropat 2009; Mammadov 2022) and is consistent with Hofstede's (1986) characterisation of strong-UAI societies as ones in which students are rewarded for structured, accuracy-focused study — behaviours plausibly fuelled by trait-level anxiety. The Agreeableness mismatch (predicted − by HM04 UAI −.45; observed + in both Japan studies) is informative rather than refuting: population trait scores need not predict individual-level personality–outcome correlations within a particular activity domain, and online-learning may afford agreeable students engagement channels that decouple from population A.</w:t>
+        <w:t>The Neuroticism correspondence in Table 4 is the most interesting cultural observation in this paper, but it supports a hypothesis rather than a finding. It is consistent with Hofstede's (1986) description of strong-UAI societies, in which students are rewarded for structured, accuracy-focused study — behaviour that trait anxiety might sustain. Two gaps prevent a stronger claim. First, the level of analysis differs: the reference correlations are between nations, whereas the observed correlations are between learners within Japan, so using one to explain the other is a cross-level inference. Testing the mechanism would require individual-level cultural measures (for example, personal uncertainty-avoidance orientation) collected together with personality and outcomes. Second, the outcomes differ: engagement in one study and course grade in the other. The Agreeableness difference (country-level −, observed + in both studies) points the same way: population trait levels need not predict individual-level personality – outcome correlations within a particular activity domain.</w:t>
       </w:r>
     </w:p>
     <w:p>
@@ -2983,7 +2997,7 @@
         <w:pStyle w:val="PostHeadPara"/>
       </w:pPr>
       <w:r>
-        <w:t>The within-Asia decomposition and the Hofstede direction-match analysis (Table 4) are both absent from the parent preprint, which only reports the binary Asia / non-Asia contrast.</w:t>
+        <w:t>The within-Asia decomposition and the exploratory correspondence analysis (Table 4) are both absent from the parent preprint, which only reports the binary Asia / non-Asia contrast.</w:t>
       </w:r>
     </w:p>
     <w:p>
@@ -2999,7 +3013,7 @@
         <w:pStyle w:val="PostHeadPara"/>
       </w:pPr>
       <w:r>
-        <w:t>The dominant limitation is k. With k = 2 Asian primary-pool studies, the Hofstede meta-regression has zero residual degrees of freedom; slopes and direction-matches are descriptive only. Hofstede &amp; McCrae (2004) correlations describe country-level trait means, not within-country trait – achievement correlations; using them to predict the direction of the latter (Table 4) is an assumption rather than an established link. The Hofstede framework itself is critiqued (Minkov &amp; Hofstede, 2014; McSweeney, 2002) for ecological-fallacy risk and IBM-sample provenance; Minkov-revised dimensions might yield different direction predictions. Western-derived Big Five may not capture culture-specific personality structure in Japan (Cheung et al., 2003). Single-author, single-coder; country-to-Hofstede-dimension assignment uses the canonical Hofstede Insights (2024) table rather than hand-coding.</w:t>
+        <w:t>The dominant limitation is k. With k = 2 Asian primary-pool studies, the fits on Hofstede scores have zero residual degrees of freedom; they are two-country contrasts, and the correspondence in Table 4 is descriptive. Hofstede &amp; McCrae (2004) correlations describe country-level trait means, not within-country trait – outcome correlations, so Table 4 rests on a cross-level comparison and cannot test a mechanism. The two Japan studies also differ in outcome construct and effect-size metric (engagement ρ vs grade r) as well as in instrument. The Hofstede framework itself is critiqued (Minkov &amp; Hofstede, 2014; McSweeney, 2002) for ecological-fallacy risk and IBM-sample provenance; Minkov-revised dimensions might yield different reference directions. Western-derived Big Five may not capture culture-specific personality structure in Japan (Cheung et al., 2003). Single-author, single-coder; country-to-Hofstede-dimension assignment uses the canonical Hofstede Insights (2024) table rather than hand-coding.</w:t>
       </w:r>
     </w:p>
     <w:p>
@@ -3015,7 +3029,7 @@
         <w:pStyle w:val="PostHeadPara"/>
       </w:pPr>
       <w:r>
-        <w:t>The contribution of this paper is threefold: (a) the binary Asia / non-Asia contrast in the parent preprint conceals a within-Asia structure that the current corpus cannot statistically resolve (k = 2); (b) a Hofstede direction-prediction analysis (Hofstede &amp; McCrae 2004 trait-dimension correlations) yields 3 of 5 trait direction-matches in two Japan-based studies, with the Neuroticism positive direction in both being doubly predicted by Japan's very high UAI and MAS and being opposite to the Western pattern; and (c) the Agreeableness mismatch (predicted −, observed +) opens an empirical question about whether collectivist online-learning behaviour decouples from population trait-level A.</w:t>
+        <w:t>The contribution of this paper is threefold: (a) the binary Asia / non-Asia contrast in the parent preprint conceals a within-Asia structure that the current corpus cannot statistically resolve (k = 2); (b) an exploratory comparison with country-level trait – culture associations (Hofstede &amp; McCrae 2004) shows the same sign for 3 of 5 traits in two Japan-based studies, most notably a positive Neuroticism direction that contrasts with the Western pattern — a hypothesis to be tested with individual-level cultural measures and a common achievement outcome; and (c) it makes explicit the level-of-analysis, outcome, and instrument gaps that any future culture-moderated synthesis in this field must close.</w:t>
       </w:r>
     </w:p>
     <w:p>
@@ -3023,7 +3037,7 @@
         <w:pStyle w:val="Para"/>
       </w:pPr>
       <w:r>
-        <w:t>Practically, Japanese ed-tech researchers should treat Big Five-based personalisation claims with caution: only Conscientiousness shows a consistent direction; instrument standardisation (60-item BFI-2-J vs 10-item TIPI-J) and consistent trait-by-achievement reporting are prerequisites for any future Hofstede moderator analysis with df &gt; 0. Future work: extend the Asian primary-pool corpus by targeted recruitment of Korean and Taiwanese samples and test Minkov-revised dimensions as a robustness check on the HM04 mapping.</w:t>
+        <w:t>Practically, Japanese ed-tech researchers should treat Big Five-based personalisation claims with caution: only Conscientiousness shows a consistent direction; instrument standardisation (60-item BFI-2-J vs 10-item TIPI-J) and consistent trait-by-achievement reporting, kept separate from engagement outcomes, are prerequisites for any future Hofstede moderator analysis with df &gt; 0. Future work: extend the Asian primary-pool corpus by targeted recruitment of Korean and Taiwanese samples and test Minkov-revised dimensions as a robustness check on the HM04 mapping.</w:t>
       </w:r>
     </w:p>
     <w:p>

--- a/metaanalysis/conference_submissions/iceel/full_paper.docx
+++ b/metaanalysis/conference_submissions/iceel/full_paper.docx
@@ -222,7 +222,7 @@
       <w:r>
         <w:drawing>
           <wp:inline xmlns:a="http://schemas.openxmlformats.org/drawingml/2006/main" xmlns:pic="http://schemas.openxmlformats.org/drawingml/2006/picture">
-            <wp:extent cx="4320000" cy="5391797"/>
+            <wp:extent cx="3600000" cy="4493165"/>
             <wp:docPr id="1" name="Picture 1"/>
             <wp:cNvGraphicFramePr>
               <a:graphicFrameLocks noChangeAspect="1"/>
@@ -243,7 +243,7 @@
                   <pic:spPr>
                     <a:xfrm>
                       <a:off x="0" y="0"/>
-                      <a:ext cx="4320000" cy="5391797"/>
+                      <a:ext cx="3600000" cy="4493165"/>
                     </a:xfrm>
                     <a:prstGeom prst="rect"/>
                   </pic:spPr>

--- a/metaanalysis/conference_submissions/iceel/full_paper.docx
+++ b/metaanalysis/conference_submissions/iceel/full_paper.docx
@@ -7,7 +7,7 @@
         <w:pStyle w:val="Titledocument"/>
       </w:pPr>
       <w:r>
-        <w:t>Cultural dimensions in online learning: A Hofstede-moderated within-Asia synthesis of the Big Five and academic achievement, with a focused look at the Japanese context</w:t>
+        <w:t>Cultural Dimensions in Online Learning: A Hofstede-Moderated Within-Asia Synthesis of the Big Five and Academic Achievement, with a Focused Look at the Japanese Context</w:t>
       </w:r>
     </w:p>
     <w:p>
@@ -64,7 +64,7 @@
         <w:t xml:space="preserve">Results. </w:t>
       </w:r>
       <w:r>
-        <w:t xml:space="preserve">The observed signs correspond to the country-level reference for 3 of 5 traits (Conscientiousness+, Extraversion−, Neuroticism+) and differ for Agreeableness and Openness. Neuroticism is positive in both Japan studies (engagement in one, course grade in the other), which contrasts with the null-to-negative pattern in Western meta-analyses (Poropat 2009; Mammadov 2022) and is in line with Japan's very high Uncertainty Avoidance (UAI = 92) and Masculinity (MAS = 95). Because country-level associations do not imply individual-level effects, and the two outcomes differ in construct and metric, this correspondence is a hypothesis rather than replicated evidence about achievement. </w:t>
+        <w:t xml:space="preserve">The observed signs correspond to the country-level reference for 3 of 5 traits (Conscientiousness+, Extraversion−, Neuroticism+) and differ for Agreeableness and Openness. Neuroticism is positive in direction in both Japan studies (engagement in one, course grade in the other), although neither correlation is statistically significant; which contrasts with the null-to-negative pattern in Western meta-analyses (Poropat 2009; Mammadov 2022) and is in line with Japan's very high Uncertainty Avoidance (UAI = 92) and Masculinity (MAS = 95). Because country-level associations do not imply individual-level effects, and the two outcomes differ in construct and metric, this correspondence is a hypothesis rather than replicated evidence about achievement. </w:t>
       </w:r>
       <w:r>
         <w:rPr>
@@ -95,7 +95,7 @@
         <w:pStyle w:val="KeyWords"/>
       </w:pPr>
       <w:r>
-        <w:t>Additional Keywords and Phrases: meta-analysis; Big Five personality traits; online learning; Hofstede cultural dimensions; Japan; cross-cultural psychology</w:t>
+        <w:t>Additional Keywords and Phrases: meta-analysis, Big Five personality traits, online learning, Hofstede cultural dimensions, Japan, cross-cultural psychology</w:t>
       </w:r>
     </w:p>
     <w:p>
@@ -2131,7 +2131,7 @@
               <w:rPr>
                 <w:sz w:val="16"/>
               </w:rPr>
-              <w:t>not in extractable column</w:t>
+              <w:t>≈ 0 (0.00 to +0.10)</w:t>
             </w:r>
           </w:p>
         </w:tc>
@@ -2175,7 +2175,7 @@
               <w:rPr>
                 <w:sz w:val="16"/>
               </w:rPr>
-              <w:t>ρ = +0.30 to +0.35</w:t>
+              <w:t>ρ = +0.34 to +0.35 (tests completed, mastered)</w:t>
             </w:r>
           </w:p>
         </w:tc>
@@ -2219,7 +2219,7 @@
               <w:rPr>
                 <w:sz w:val="16"/>
               </w:rPr>
-              <w:t>mixed (Assertiveness +0.26; Sociability −)</w:t>
+              <w:t>mixed (Assertiveness +0.26; Sociability −0.23)</w:t>
             </w:r>
           </w:p>
         </w:tc>
@@ -2263,7 +2263,7 @@
               <w:rPr>
                 <w:sz w:val="16"/>
               </w:rPr>
-              <w:t>ρ = +0.27 to +0.29 (Lectures Watched)</w:t>
+              <w:t>ρ = +0.23 (lectures watched)</w:t>
             </w:r>
           </w:p>
         </w:tc>
@@ -2307,7 +2307,7 @@
               <w:rPr>
                 <w:sz w:val="16"/>
               </w:rPr>
-              <w:t>ρ = +0.24 to +0.29 (Anxiety subscale)</w:t>
+              <w:t>ρ = +0.17 (lectures watched, n.s.)</w:t>
             </w:r>
           </w:p>
         </w:tc>
@@ -2321,7 +2321,7 @@
               <w:rPr>
                 <w:sz w:val="16"/>
               </w:rPr>
-              <w:t>+0.107</w:t>
+              <w:t>+0.107 (n.s.)</w:t>
             </w:r>
           </w:p>
         </w:tc>
@@ -2332,7 +2332,7 @@
         <w:pStyle w:val="Para"/>
       </w:pPr>
       <w:r>
-        <w:t>A-25 Tokiwa's values are Spearman ρ with StudySapuri engagement and mastery measures (lectures watched, tests completed and mastered; Tokiwa 2025, Table 3 and text). They are learning-behaviour outcomes, not academic achievement, and they did not meet the extraction protocol (Pearson r with achievement); they are shown only as a descriptive comparator. A-31 Rivers's values are Pearson r with course grade and are the only Japanese achievement evidence in the pool.</w:t>
+        <w:t>A-25 Tokiwa's values are Spearman ρ with StudySapuri engagement and mastery measures (lectures watched, tests completed and mastered; all-subject values from Tokiwa 2025, Table 3). They are learning-behaviour outcomes, not academic achievement, and they did not meet the extraction protocol (Pearson r with achievement); they are shown only as a descriptive comparator. A-31 Rivers's values are Pearson r with course grade and are the only Japanese achievement evidence in the pool.</w:t>
       </w:r>
     </w:p>
     <w:p>
@@ -2526,7 +2526,7 @@
               <w:rPr>
                 <w:sz w:val="16"/>
               </w:rPr>
-              <w:t>+ (.30–.35)</w:t>
+              <w:t>+ (.34–.35)</w:t>
             </w:r>
           </w:p>
         </w:tc>
@@ -2698,7 +2698,7 @@
               <w:rPr>
                 <w:sz w:val="16"/>
               </w:rPr>
-              <w:t>+ (.24–.29)</w:t>
+              <w:t>+ (.17, n.s.)</w:t>
             </w:r>
           </w:p>
         </w:tc>
@@ -2712,7 +2712,7 @@
               <w:rPr>
                 <w:sz w:val="16"/>
               </w:rPr>
-              <w:t>+ (.11)</w:t>
+              <w:t>+ (.11, n.s.)</w:t>
             </w:r>
           </w:p>
         </w:tc>
@@ -2784,7 +2784,7 @@
               <w:rPr>
                 <w:sz w:val="16"/>
               </w:rPr>
-              <w:t>+ (.27–.29)</w:t>
+              <w:t>+ (.23)</w:t>
             </w:r>
           </w:p>
         </w:tc>
@@ -2909,7 +2909,7 @@
         <w:pStyle w:val="Para"/>
       </w:pPr>
       <w:r>
-        <w:t>The signs correspond for 3 of 5 traits (C, E, N) and differ for A and O. Neuroticism is the most noticeable case: it is positive in both studies, which contrasts with the null-to-negative N pattern in Western meta-analyses (Poropat 2009; Mammadov 2022), and both of Japan's most extreme dimensions (UAI, MAS) are positively associated with national N means. However, the two positive values come from different constructs (engagement ρ in Tokiwa, course grade r in Rivers), so they do not replicate one achievement effect; only Rivers's r = +0.107 concerns achievement. The A difference (country-level −, observed +) is a reminder that national trait means need not describe within-country trait – outcome correlations.</w:t>
+        <w:t>The signs correspond for 3 of 5 traits (C, E, N) and differ for A and O. Neuroticism is the most noticeable case: it is positive in direction in both studies (ρ = +0.17 and r = +0.107, neither statistically significant), which contrasts with the null-to-negative N pattern in Western meta-analyses (Poropat 2009; Mammadov 2022), and both of Japan's most extreme dimensions (UAI, MAS) are positively associated with national N means. However, the two positive values come from different constructs (engagement ρ in Tokiwa, course grade r in Rivers), so they do not replicate one achievement effect; only Rivers's r = +0.107 concerns achievement. The A difference (country-level −, observed +) is a reminder that national trait means need not describe within-country trait – outcome correlations.</w:t>
       </w:r>
     </w:p>
     <w:p>
@@ -2981,7 +2981,7 @@
         <w:pStyle w:val="PostHeadPara"/>
       </w:pPr>
       <w:r>
-        <w:t>The Neuroticism correspondence in Table 4 is the most interesting cultural observation in this paper, but it supports a hypothesis rather than a finding. It is consistent with Hofstede's (1986) description of strong-UAI societies, in which students are rewarded for structured, accuracy-focused study — behaviour that trait anxiety might sustain. Two gaps prevent a stronger claim. First, the level of analysis differs: the reference correlations are between nations, whereas the observed correlations are between learners within Japan, so using one to explain the other is a cross-level inference. Testing the mechanism would require individual-level cultural measures (for example, personal uncertainty-avoidance orientation) collected together with personality and outcomes. Second, the outcomes differ: engagement in one study and course grade in the other. The Agreeableness difference (country-level −, observed + in both studies) points the same way: population trait levels need not predict individual-level personality – outcome correlations within a particular activity domain.</w:t>
+        <w:t>The Neuroticism correspondence in Table 4 is the most interesting cultural observation in this paper, but it supports a hypothesis rather than a finding: both correlations are small and not statistically significant. It is consistent with Hofstede's (1986) description of strong-UAI societies, in which students are rewarded for structured, accuracy-focused study — behaviour that trait anxiety might sustain. Two gaps prevent a stronger claim. First, the level of analysis differs: the reference correlations are between nations, whereas the observed correlations are between learners within Japan, so using one to explain the other is a cross-level inference. Testing the mechanism would require individual-level cultural measures (for example, personal uncertainty-avoidance orientation) collected together with personality and outcomes. Second, the outcomes differ: engagement in one study and course grade in the other. The Agreeableness difference (country-level −, observed + in both studies) points the same way: population trait levels need not predict individual-level personality – outcome correlations within a particular activity domain.</w:t>
       </w:r>
     </w:p>
     <w:p>
@@ -3069,6 +3069,102 @@
         <w:pStyle w:val="Bibentry"/>
       </w:pPr>
       <w:r>
+        <w:t>Allik, J. and McCrae, R. R. 2004. Toward a geography of personality traits: Patterns of profiles across 36 cultures. Journal of Cross-Cultural Psychology 35, 1 (2004), 13–28. DOI: 10.1177/0022022103260382.</w:t>
+      </w:r>
+    </w:p>
+    <w:p>
+      <w:pPr>
+        <w:pStyle w:val="Bibentry"/>
+      </w:pPr>
+      <w:r>
+        <w:t>Chen, S., Cheung, A. C. K., and Zeng, Z. 2025. Big Five personality traits and university students' academic performance: A meta-analysis. Personality and Individual Differences 240, 113163 (2025). DOI: 10.1016/j.paid.2025.113163.</w:t>
+      </w:r>
+    </w:p>
+    <w:p>
+      <w:pPr>
+        <w:pStyle w:val="Bibentry"/>
+      </w:pPr>
+      <w:r>
+        <w:t>Cheung, F. M., Cheung, S. F., Wada, S., and Zhang, J. 2003. Indigenous measures of personality assessment in Asian countries: A review. Psychological Assessment 15, 3 (2003), 280–289. DOI: 10.1037/1040-3590.15.3.280.</w:t>
+      </w:r>
+    </w:p>
+    <w:p>
+      <w:pPr>
+        <w:pStyle w:val="Bibentry"/>
+      </w:pPr>
+      <w:r>
+        <w:t>Hofstede Insights. 2024. Country comparison tool. Retrieved 2024 from https://www.hofstede-insights.com/.</w:t>
+      </w:r>
+    </w:p>
+    <w:p>
+      <w:pPr>
+        <w:pStyle w:val="Bibentry"/>
+      </w:pPr>
+      <w:r>
+        <w:t>Hofstede, G. 1986. Cultural differences in teaching and learning. International Journal of Intercultural Relations 10, 3 (1986), 301–320. DOI: 10.1016/0147-1767(86)90015-5.</w:t>
+      </w:r>
+    </w:p>
+    <w:p>
+      <w:pPr>
+        <w:pStyle w:val="Bibentry"/>
+      </w:pPr>
+      <w:r>
+        <w:t>Hofstede, G. 2001. Culture's Consequences: Comparing Values, Behaviors, Institutions and Organizations across Nations (2nd. ed.). Sage Publications, Thousand Oaks, CA.</w:t>
+      </w:r>
+    </w:p>
+    <w:p>
+      <w:pPr>
+        <w:pStyle w:val="Bibentry"/>
+      </w:pPr>
+      <w:r>
+        <w:t>Hofstede, G. and McCrae, R. R. 2004. Personality and culture revisited: Linking traits and dimensions of culture. Cross-Cultural Research 38, 1 (2004), 52–88. DOI: 10.1177/1069397103259443.</w:t>
+      </w:r>
+    </w:p>
+    <w:p>
+      <w:pPr>
+        <w:pStyle w:val="Bibentry"/>
+      </w:pPr>
+      <w:r>
+        <w:t>Mammadov, S. 2022. Big Five personality traits and academic performance: A meta-analysis. Journal of Personality 90, 2 (2022), 222–255. DOI: 10.1111/jopy.12663.</w:t>
+      </w:r>
+    </w:p>
+    <w:p>
+      <w:pPr>
+        <w:pStyle w:val="Bibentry"/>
+      </w:pPr>
+      <w:r>
+        <w:t>McSweeney, B. 2002. Hofstede's model of national cultural differences and their consequences: A triumph of faith — a failure of analysis. Human Relations 55, 1 (2002), 89–118. DOI: 10.1177/0018726702551004.</w:t>
+      </w:r>
+    </w:p>
+    <w:p>
+      <w:pPr>
+        <w:pStyle w:val="Bibentry"/>
+      </w:pPr>
+      <w:r>
+        <w:t>Minkov, M. and Hofstede, G. 2014. A replication of Hofstede's uncertainty avoidance dimension across nationally representative samples from Europe. International Journal of Cross-Cultural Management 14, 1 (2014), 7–22. DOI: 10.1177/1470595814521600.</w:t>
+      </w:r>
+    </w:p>
+    <w:p>
+      <w:pPr>
+        <w:pStyle w:val="Bibentry"/>
+      </w:pPr>
+      <w:r>
+        <w:t>Page, M. J., McKenzie, J. E., Bossuyt, P. M., Boutron, I., Hoffmann, T. C., Mulrow, C. D., Shamseer, L., Tetzlaff, J. M., Akl, E. A., Brennan, S. E., et al. 2021. The PRISMA 2020 statement: An updated guideline for reporting systematic reviews. BMJ 372, n71 (2021). DOI: 10.1136/bmj.n71.</w:t>
+      </w:r>
+    </w:p>
+    <w:p>
+      <w:pPr>
+        <w:pStyle w:val="Bibentry"/>
+      </w:pPr>
+      <w:r>
+        <w:t>Poropat, A. E. 2009. A meta-analysis of the five-factor model of personality and academic performance. Psychological Bulletin 135, 2 (2009), 322–338. DOI: 10.1037/a0014996.</w:t>
+      </w:r>
+    </w:p>
+    <w:p>
+      <w:pPr>
+        <w:pStyle w:val="Bibentry"/>
+      </w:pPr>
+      <w:r>
         <w:t>Rivers, D. J. 2021. The role of personality traits and online academic self-efficacy in acceptance, actual use and achievement in Moodle. Education and Information Technologies 26, 4 (2021), 4353–4378. DOI: 10.1007/s10639-021-10478-3.</w:t>
       </w:r>
     </w:p>
@@ -3077,6 +3173,14 @@
         <w:pStyle w:val="Bibentry"/>
       </w:pPr>
       <w:r>
+        <w:t>Schmitt, D. P., Allik, J., McCrae, R. R., and Benet-Martínez, V. 2007. The geographic distribution of Big Five personality traits: Patterns and profiles of human self-description across 56 nations. Journal of Cross-Cultural Psychology 38, 2 (2007), 173–212. DOI: 10.1177/0022022106297299.</w:t>
+      </w:r>
+    </w:p>
+    <w:p>
+      <w:pPr>
+        <w:pStyle w:val="Bibentry"/>
+      </w:pPr>
+      <w:r>
         <w:t>Tokiwa, E. 2025. Who excels in online learning in Japan? Frontiers in Psychology 16, Article 1420996 (2025). DOI: 10.3389/fpsyg.2025.1420996.</w:t>
       </w:r>
     </w:p>
@@ -3085,6 +3189,14 @@
         <w:pStyle w:val="Bibentry"/>
       </w:pPr>
       <w:r>
+        <w:t>Tokiwa, E. 2026. Big Five personality traits and academic achievement in online learning environments: A systematic review and meta-analysis. Research Square preprint (2026). DOI: 10.21203/rs.3.rs-9513298/v1.</w:t>
+      </w:r>
+    </w:p>
+    <w:p>
+      <w:pPr>
+        <w:pStyle w:val="Bibentry"/>
+      </w:pPr>
+      <w:r>
         <w:t>Wang, P., Wang, F., and Li, Z. 2023. Exploring the ecosystem of K-12 online learning: An empirical study of impact mechanisms in the post-pandemic era. Frontiers in Psychology 14, 1241477 (2023). DOI: 10.3389/fpsyg.2023.1241477.</w:t>
       </w:r>
     </w:p>
@@ -3094,142 +3206,6 @@
       </w:pPr>
       <w:r>
         <w:t>Yu, Z. 2021. The effects of gender, educational level, and personality on online learning outcomes during the COVID-19 pandemic. International Journal of Educational Technology in Higher Education 18, 1, Article 14 (2021). DOI: 10.1186/s41239-021-00252-3.</w:t>
-      </w:r>
-    </w:p>
-    <w:p>
-      <w:pPr>
-        <w:pStyle w:val="Bibentry"/>
-      </w:pPr>
-      <w:r>
-        <w:t>Chen, S., Cheung, A. C. K., and Zeng, Z. 2025. Big Five personality traits and university students' academic performance: A meta-analysis. Personality and Individual Differences 240, 113163 (2025). DOI: 10.1016/j.paid.2025.113163.</w:t>
-      </w:r>
-    </w:p>
-    <w:p>
-      <w:pPr>
-        <w:pStyle w:val="Bibentry"/>
-      </w:pPr>
-      <w:r>
-        <w:t>Mammadov, S. 2022. Big Five personality traits and academic performance: A meta-analysis. Journal of Personality 90, 2 (2022), 222–255. DOI: 10.1111/jopy.12663.</w:t>
-      </w:r>
-    </w:p>
-    <w:p>
-      <w:pPr>
-        <w:pStyle w:val="Bibentry"/>
-      </w:pPr>
-      <w:r>
-        <w:t>Poropat, A. E. 2009. A meta-analysis of the five-factor model of personality and academic performance. Psychological Bulletin 135, 2 (2009), 322–338. DOI: 10.1037/a0014996.</w:t>
-      </w:r>
-    </w:p>
-    <w:p>
-      <w:pPr>
-        <w:pStyle w:val="Bibentry"/>
-      </w:pPr>
-      <w:r>
-        <w:t>Hofstede, G. 1986. Cultural differences in teaching and learning. International Journal of Intercultural Relations 10, 3 (1986), 301–320. DOI: 10.1016/0147-1767(86)90015-5.</w:t>
-      </w:r>
-    </w:p>
-    <w:p>
-      <w:pPr>
-        <w:pStyle w:val="Bibentry"/>
-      </w:pPr>
-      <w:r>
-        <w:t>Hofstede, G. 2001. Culture's Consequences: Comparing Values, Behaviors, Institutions and Organizations across Nations (2nd. ed.). Sage Publications, Thousand Oaks, CA.</w:t>
-      </w:r>
-    </w:p>
-    <w:p>
-      <w:pPr>
-        <w:pStyle w:val="Bibentry"/>
-      </w:pPr>
-      <w:r>
-        <w:t>Hofstede, G. and McCrae, R. R. 2004. Personality and culture revisited: Linking traits and dimensions of culture. Cross-Cultural Research 38, 1 (2004), 52–88. DOI: 10.1177/1069397103259443.</w:t>
-      </w:r>
-    </w:p>
-    <w:p>
-      <w:pPr>
-        <w:pStyle w:val="Bibentry"/>
-      </w:pPr>
-      <w:r>
-        <w:t>Hofstede Insights. 2024. Country comparison tool. Retrieved 2024 from https://www.hofstede-insights.com/.</w:t>
-      </w:r>
-    </w:p>
-    <w:p>
-      <w:pPr>
-        <w:pStyle w:val="Bibentry"/>
-      </w:pPr>
-      <w:r>
-        <w:t>Allik, J. and McCrae, R. R. 2004. Toward a geography of personality traits: Patterns of profiles across 36 cultures. Journal of Cross-Cultural Psychology 35, 1 (2004), 13–28. DOI: 10.1177/0022022103260382.</w:t>
-      </w:r>
-    </w:p>
-    <w:p>
-      <w:pPr>
-        <w:pStyle w:val="Bibentry"/>
-      </w:pPr>
-      <w:r>
-        <w:t>McCrae, R. R. and Terracciano, A. 2005. Universal features of personality traits from the observer's perspective: Data from 50 cultures. Journal of Personality and Social Psychology 88, 3 (2005), 547–561. DOI: 10.1037/0022-3514.88.3.547.</w:t>
-      </w:r>
-    </w:p>
-    <w:p>
-      <w:pPr>
-        <w:pStyle w:val="Bibentry"/>
-      </w:pPr>
-      <w:r>
-        <w:t>Schmitt, D. P., Allik, J., McCrae, R. R., and Benet-Martínez, V. 2007. The geographic distribution of Big Five personality traits: Patterns and profiles of human self-description across 56 nations. Journal of Cross-Cultural Psychology 38, 2 (2007), 173–212. DOI: 10.1177/0022022106297299.</w:t>
-      </w:r>
-    </w:p>
-    <w:p>
-      <w:pPr>
-        <w:pStyle w:val="Bibentry"/>
-      </w:pPr>
-      <w:r>
-        <w:t>Migliore, L. A. 2011. Relation between big five personality traits and Hofstede's cultural dimensions: Samples from the USA and India. Cross Cultural Management: An International Journal 18, 1 (2011), 38–54. DOI: 10.1108/13527601111104287.</w:t>
-      </w:r>
-    </w:p>
-    <w:p>
-      <w:pPr>
-        <w:pStyle w:val="Bibentry"/>
-      </w:pPr>
-      <w:r>
-        <w:t>Cheung, F. M., Cheung, S. F., Wada, S., and Zhang, J. 2003. Indigenous measures of personality assessment in Asian countries: A review. Psychological Assessment 15, 3 (2003), 280–289. DOI: 10.1037/1040-3590.15.3.280.</w:t>
-      </w:r>
-    </w:p>
-    <w:p>
-      <w:pPr>
-        <w:pStyle w:val="Bibentry"/>
-      </w:pPr>
-      <w:r>
-        <w:t>Lynn, R. and Martin, T. 1995. National differences for thirty-seven nations in extraversion, neuroticism, psychoticism and economic, demographic and other correlates. Personality and Individual Differences 19, 3 (1995), 403–406. DOI: 10.1016/0191-8869(95)00054-A.</w:t>
-      </w:r>
-    </w:p>
-    <w:p>
-      <w:pPr>
-        <w:pStyle w:val="Bibentry"/>
-      </w:pPr>
-      <w:r>
-        <w:t>McSweeney, B. 2002. Hofstede's model of national cultural differences and their consequences: A triumph of faith — a failure of analysis. Human Relations 55, 1 (2002), 89–118. DOI: 10.1177/0018726702551004.</w:t>
-      </w:r>
-    </w:p>
-    <w:p>
-      <w:pPr>
-        <w:pStyle w:val="Bibentry"/>
-      </w:pPr>
-      <w:r>
-        <w:t>Minkov, M. and Hofstede, G. 2014. A replication of Hofstede's uncertainty avoidance dimension across nationally representative samples from Europe. International Journal of Cross-Cultural Management 14, 1 (2014), 7–22. DOI: 10.1177/1470595814521600.</w:t>
-      </w:r>
-    </w:p>
-    <w:p>
-      <w:pPr>
-        <w:pStyle w:val="Bibentry"/>
-      </w:pPr>
-      <w:r>
-        <w:t>Page, M. J., McKenzie, J. E., Bossuyt, P. M., Boutron, I., Hoffmann, T. C., Mulrow, C. D., Shamseer, L., Tetzlaff, J. M., Akl, E. A., Brennan, S. E., et al. 2021. The PRISMA 2020 statement: An updated guideline for reporting systematic reviews. BMJ 372, n71 (2021). DOI: 10.1136/bmj.n71.</w:t>
-      </w:r>
-    </w:p>
-    <w:p>
-      <w:pPr>
-        <w:pStyle w:val="Bibentry"/>
-      </w:pPr>
-      <w:r>
-        <w:t>Tokiwa, E. 2026. Big Five personality traits and academic achievement in online learning environments: A systematic review and meta-analysis. Research Square preprint (2026). DOI: 10.21203/rs.3.rs-9513298/v1.</w:t>
       </w:r>
     </w:p>
     <w:sectPr>

--- a/metaanalysis/conference_submissions/iceel/full_paper.docx
+++ b/metaanalysis/conference_submissions/iceel/full_paper.docx
@@ -64,7 +64,7 @@
         <w:t xml:space="preserve">Results. </w:t>
       </w:r>
       <w:r>
-        <w:t xml:space="preserve">The observed signs correspond to the country-level reference for 3 of 5 traits (Conscientiousness+, Extraversion−, Neuroticism+) and differ for Agreeableness and Openness. Neuroticism is positive in direction in both Japan studies (engagement in one, course grade in the other), although neither correlation is statistically significant; which contrasts with the null-to-negative pattern in Western meta-analyses (Poropat 2009; Mammadov 2022) and is in line with Japan's very high Uncertainty Avoidance (UAI = 92) and Masculinity (MAS = 95). Because country-level associations do not imply individual-level effects, and the two outcomes differ in construct and metric, this correspondence is a hypothesis rather than replicated evidence about achievement. </w:t>
+        <w:t xml:space="preserve">The observed signs correspond to the country-level reference for 3 of 5 traits (Conscientiousness+, Extraversion−, Neuroticism+) and differ for Agreeableness and Openness. Neuroticism is positive in direction in both Japan studies (engagement in one, course grade in the other; neither correlation is statistically significant). This contrasts with the null-to-negative pattern in earlier meta-analyses, including their Asian samples (Poropat 2009; Mammadov 2022), and is in line with Japan's very high Uncertainty Avoidance (UAI = 92) and Masculinity (MAS = 95). Because country-level associations do not imply individual-level effects, and the two outcomes differ in construct and metric, this correspondence is a hypothesis rather than replicated evidence about achievement. </w:t>
       </w:r>
       <w:r>
         <w:rPr>
@@ -111,7 +111,7 @@
         <w:pStyle w:val="PostHeadPara"/>
       </w:pPr>
       <w:r>
-        <w:t>The Big Five – academic-achievement link is robust at the trait level (Poropat 2009; Mammadov 2022; Chen, Cheung, &amp; Zeng 2025) but is increasingly recognised as culturally conditional, with Mammadov flagging Asian samples as showing amplified Conscientiousness and sometimes inverted Extraversion. The parent preprint (Tokiwa, 2026, DOI 10.21203/rs.3.rs-9513298/v1) reports a binary Asia / non-Asia contrast with Extraversion × Region the headline (Asian r = −0.131 vs non-Asian r = +0.050) but does not decompose the Asian bin into its country-level constituents — even though Japan, China, Korea, and Taiwan differ sharply on Hofstede Power Distance, UAI, MAS, and IND scores (Hofstede Insights 2024). Re-analysed here, with β converted to r by the published Peterson–Brown rule (the preprint pushed negative β a further .05 from zero) and the contrast tested with a Knapp–Hartung mixed-effects meta-regression (the preprint's Q_between = 46.43 applied a large-sample χ² test to small-sample HKSJ standard errors), the Asian estimate is r = −0.095 and the contrast F(1, 7) = 12.94, p = .009. Either way, the contrast rests on only two Asian studies.</w:t>
+        <w:t>The Big Five – academic-achievement link is robust at the trait level (Poropat 2009; Mammadov 2022; Chen, Cheung, &amp; Zeng 2025) but is increasingly recognised as culturally conditional, with Mammadov (2022) reporting larger correlations in Asian samples than in other regions for every trait. The parent preprint (Tokiwa, 2026, DOI 10.21203/rs.3.rs-9513298/v1) reports a binary Asia / non-Asia contrast with Extraversion × Region the headline (Asian r = −0.131 vs non-Asian r = +0.050) but does not decompose the Asian bin into its country-level constituents — even though Japan, China, Korea, and Taiwan differ sharply on Hofstede Power Distance, UAI, MAS, and IND scores (Hofstede Insights 2024). Re-analysed here, with β converted to r by the published Peterson–Brown rule (the preprint pushed negative β a further .05 from zero) and the contrast tested with a Knapp–Hartung mixed-effects meta-regression (the preprint's Q_between = 46.43 applied a large-sample χ² test to small-sample HKSJ standard errors), the Asian estimate is r = −0.095 and the contrast F(1, 7) = 12.94, p = .009. Either way, the contrast rests on only two Asian studies.</w:t>
       </w:r>
     </w:p>
     <w:p>
@@ -151,7 +151,7 @@
         <w:pStyle w:val="Para"/>
       </w:pPr>
       <w:r>
-        <w:t>Big Five × Hofstede linkages. Hofstede &amp; McCrae (2004) report country-level correlations between aggregate NEO-PI-R Big Five trait means and Hofstede dimensions. Correlations relevant to the Asian subset (HM04 Table 4): UAI × N r = +.31; UAI × A r = −.45; PDI × C r = +.43; PDI × E r = −.31; IDV × E r = +.39; MAS × N r = +.30; MAS × O r = +.37. Hofstede (1986), applying the 4-D model directly to education, characterises strong-UAI societies as ones in which 'students prefer structured learning situations … rewarded for accuracy in problem solving', and where students 'are allowed to behave emotionally' — sketching a plausible mechanism by which trait Neuroticism (anxiety, sensitivity) may promote academic engagement in high-UAI contexts. Schmitt et al. (2007) place Japan's trait N mean at 57.87, near the top of 56 nations; Allik &amp; McCrae (2004) further note that Japan does not cluster cleanly with other East Asian samples in their 36-culture geography. Together these undermine the 'Asia' moderator level as a substitute for country-specific analysis.</w:t>
+        <w:t>Big Five × Hofstede linkages. Hofstede &amp; McCrae (2004) report country-level correlations between aggregate NEO-PI-R Big Five trait means and Hofstede dimensions across 33 countries (HM04 Table 1, zero-order r): IDV × E = +.64; PDI × E = −.57; PDI × C = +.52; PDI × O = −.39; MAS × O = +.40; MAS × N = +.57; MAS × A = −.36; UAI × N = +.58; UAI × A = −.55. Hofstede (1986), applying the 4-D model directly to education, characterises strong-UAI societies as ones in which 'students feel comfortable in structured learning situations', 'students are rewarded for accuracy in problem solving', and 'teachers are allowed to behave emotionally (and so are students)' — sketching a plausible mechanism by which trait Neuroticism (anxiety, sensitivity) may promote academic engagement in high-UAI contexts. Schmitt et al. (2007) place Japan's trait N mean at 57.87, the highest of the 56 nations; Allik &amp; McCrae (2004) further note that Japan does not cluster cleanly with other East Asian samples in their 36-culture geography. Together these undermine the 'Asia' moderator level as a substitute for country-specific analysis.</w:t>
       </w:r>
     </w:p>
     <w:p>
@@ -159,7 +159,7 @@
         <w:pStyle w:val="Para"/>
       </w:pPr>
       <w:r>
-        <w:t>Japan's profile (PDI = 54, IDV = 46, MAS = 95, UAI = 92) implies, at the country level, the reference directions listed in Section 4.4 (Table 4). These are not predictions for individual learners: Hofstede &amp; McCrae (2004) correlate national culture scores with national trait means, and the same association need not hold for trait – outcome correlations within one country. We use them only as a reference point. The N reference is of particular interest because it runs opposite to the N− pattern in Western Big Five – achievement meta-analyses (Poropat, 2009; Mammadov, 2022).</w:t>
+        <w:t>Japan's profile (PDI = 54, IDV = 46, MAS = 95, UAI = 92) implies, at the country level, the reference directions listed in Section 4.4 (Table 4). These are not predictions for individual learners: Hofstede &amp; McCrae (2004) correlate national culture scores with national trait means, and the same association need not hold for trait – outcome correlations within one country. We use them only as a reference point. The N reference is of particular interest because it runs opposite to the null-to-negative N pattern in earlier Big Five – achievement meta-analyses, including their Asian samples (Poropat, 2009; Mammadov, 2022).</w:t>
       </w:r>
     </w:p>
     <w:p>
@@ -167,7 +167,7 @@
         <w:pStyle w:val="Head2"/>
       </w:pPr>
       <w:r>
-        <w:t>East Asian samples in personality – academic-achievement research</w:t>
+        <w:t>Asian and collectivistic samples in earlier meta-analyses</w:t>
       </w:r>
     </w:p>
     <w:p>
@@ -175,7 +175,7 @@
         <w:pStyle w:val="PostHeadPara"/>
       </w:pPr>
       <w:r>
-        <w:t>Reviews specific to East Asian samples (Chen et al. 2025; Mammadov 2022) report two recurring patterns: (i) Conscientiousness is at least as strong a predictor of achievement as in Western samples, often slightly stronger in collectivist sub-populations; and (ii) Extraversion's role is attenuated or reversed in collectivist contexts where individual social initiative is valued less highly. The Asian subset estimates here (E r = −0.095; C r = +0.110) are consistent with this pattern.</w:t>
+        <w:t>Earlier meta-analyses of mostly face-to-face samples do not show a weaker or negative Extraversion effect in Asia. Mammadov (2022) found that Asian samples yielded larger correlations than other regions for every trait: Conscientiousness ρ = 0.35, Extraversion ρ = 0.16 and Neuroticism ρ = −0.19. Chen et al. (2025) found Conscientiousness equally strong in individualistic and collectivistic contexts (r = 0.21 in both), and a small negative Extraversion correlation only in individualistic contexts (r = −0.036; collectivistic r = 0.024, n.s.). The negative Asian Extraversion estimate in the online-learning pool (r = −0.095) therefore runs against, rather than with, this evidence — one more reason to examine the Asian studies one by one rather than as a single region.</w:t>
       </w:r>
     </w:p>
     <w:p>
@@ -191,7 +191,7 @@
         <w:pStyle w:val="PostHeadPara"/>
       </w:pPr>
       <w:r>
-        <w:t>Japan-specific online-learning research is dominated by two patterns. First, the use of the StudySapuri commercial LMS by K-12 cohorts (asynchronous, self-paced video lectures plus practice problems) — A-25 Tokiwa (2025) is one such cohort. Second, the use of Moodle in undergraduate language education (asynchronous LMS-paced reading and writing assignments) — A-31 Rivers (2021) is the example here. Both studies use asynchronous formats, but their personality instruments (60-item BFI-2-J vs 10-item TIPI-J) differ by an order of magnitude in measurement granularity, which is a major between-study confound that the present synthesis surfaces.</w:t>
+        <w:t>The two Japan-based studies in the corpus come from two different settings. A-25 Tokiwa (2025) studied third-year high-school students using the StudySapuri commercial platform (asynchronous, self-paced video lectures plus practice tests). A-31 Rivers (2021) studied second-year university students in a compulsory 15-week asynchronous communications course delivered through Moodle during the COVID-19 campus closure. Both studies use asynchronous formats, but their personality instruments (60-item BFI-2-J vs 10-item TIPI-J) differ by an order of magnitude in measurement granularity, which is a major between-study confound that the present synthesis surfaces.</w:t>
       </w:r>
     </w:p>
     <w:p>
@@ -2340,7 +2340,7 @@
         <w:pStyle w:val="Para"/>
       </w:pPr>
       <w:r>
-        <w:t>The instrument-heterogeneity contrast is striking: A-25 uses the 60-item BFI-2-J (~12 items per trait, alphas .80 – .96); A-31 uses the 10-item TIPI-J (2 items per trait, alphas constrained by definition to .50 – .60 for most traits). The per-trait reliability difference alone could account for substantial measurement-noise heterogeneity even before any cultural-context interaction is considered.</w:t>
+        <w:t>The instrument-heterogeneity contrast is striking: A-25 uses the 60-item BFI-2-J (12 items per trait, alphas .80 – .96); A-31 uses the 10-item TIPI-J (2 items per trait), for which internal consistency was not reported; very short scales of this kind are designed for breadth rather than reliability. The difference in measurement precision alone could account for substantial measurement-noise heterogeneity even before any cultural-context interaction is considered.</w:t>
       </w:r>
     </w:p>
     <w:p>
@@ -2356,7 +2356,7 @@
         <w:pStyle w:val="PostHeadPara"/>
       </w:pPr>
       <w:r>
-        <w:t>Table 4 places the sign of the country-level trait – culture correlations reported by Hofstede &amp; McCrae (2004) for Japan's most distinctive dimensions next to the observed directions in the two Japan studies, listed separately by outcome. The reference column is not a prediction for individual learners; it summarises associations between national culture scores and national trait means. Direction is coded + if the observed value is ≥ +0.05, − if ≤ −0.05, flat otherwise; for A-25 Tokiwa it is the dominant pattern of Spearman ρ with engagement outcomes.</w:t>
+        <w:t>Table 4 places the sign of the country-level trait – culture correlations reported by Hofstede &amp; McCrae (2004), using for each trait the dimension it is most strongly associated with, next to the observed directions in the two Japan studies, listed separately by outcome. The reference column is not a prediction for individual learners; it summarises associations between national culture scores and national trait means. Direction is coded + if the observed value is ≥ +0.05, − if ≤ −0.05, flat otherwise; for A-25 Tokiwa it is the dominant pattern of Spearman ρ with engagement outcomes.</w:t>
       </w:r>
     </w:p>
     <w:p>
@@ -2512,7 +2512,7 @@
               <w:rPr>
                 <w:sz w:val="16"/>
               </w:rPr>
-              <w:t>PDI .43</w:t>
+              <w:t>PDI +.52</w:t>
             </w:r>
           </w:p>
         </w:tc>
@@ -2598,7 +2598,7 @@
               <w:rPr>
                 <w:sz w:val="16"/>
               </w:rPr>
-              <w:t>IDV .39</w:t>
+              <w:t>IDV +.64</w:t>
             </w:r>
           </w:p>
         </w:tc>
@@ -2684,7 +2684,7 @@
               <w:rPr>
                 <w:sz w:val="16"/>
               </w:rPr>
-              <w:t>UAI .31; MAS .30</w:t>
+              <w:t>UAI +.58; MAS +.57</w:t>
             </w:r>
           </w:p>
         </w:tc>
@@ -2770,7 +2770,7 @@
               <w:rPr>
                 <w:sz w:val="16"/>
               </w:rPr>
-              <w:t>UAI −.45</w:t>
+              <w:t>UAI −.55</w:t>
             </w:r>
           </w:p>
         </w:tc>
@@ -2842,7 +2842,7 @@
               <w:rPr>
                 <w:sz w:val="16"/>
               </w:rPr>
-              <w:t>+ (weak)</w:t>
+              <w:t>+</w:t>
             </w:r>
           </w:p>
         </w:tc>
@@ -2856,7 +2856,7 @@
               <w:rPr>
                 <w:sz w:val="16"/>
               </w:rPr>
-              <w:t>MAS .37</w:t>
+              <w:t>MAS +.40</w:t>
             </w:r>
           </w:p>
         </w:tc>
@@ -2909,7 +2909,7 @@
         <w:pStyle w:val="Para"/>
       </w:pPr>
       <w:r>
-        <w:t>The signs correspond for 3 of 5 traits (C, E, N) and differ for A and O. Neuroticism is the most noticeable case: it is positive in direction in both studies (ρ = +0.17 and r = +0.107, neither statistically significant), which contrasts with the null-to-negative N pattern in Western meta-analyses (Poropat 2009; Mammadov 2022), and both of Japan's most extreme dimensions (UAI, MAS) are positively associated with national N means. However, the two positive values come from different constructs (engagement ρ in Tokiwa, course grade r in Rivers), so they do not replicate one achievement effect; only Rivers's r = +0.107 concerns achievement. The A difference (country-level −, observed +) is a reminder that national trait means need not describe within-country trait – outcome correlations.</w:t>
+        <w:t>The signs correspond for 3 of 5 traits (C, E, N) and differ for A and O. Neuroticism is the most noticeable case: it is positive in direction in both studies (ρ = +0.17 and r = +0.107, neither statistically significant), which contrasts with the null-to-negative N pattern in earlier meta-analyses, including their Asian samples (Mammadov 2022: Asian ρ = −0.19), and both of Japan's most extreme dimensions (UAI, MAS) are positively associated with national N means. However, the two positive values come from different constructs (engagement ρ in Tokiwa, course grade r in Rivers), so they do not replicate one achievement effect; only Rivers's r = +0.107 concerns achievement. The A difference (country-level −, observed +) is a reminder that national trait means need not describe within-country trait – outcome correlations.</w:t>
       </w:r>
     </w:p>
     <w:p>
@@ -3029,7 +3029,7 @@
         <w:pStyle w:val="PostHeadPara"/>
       </w:pPr>
       <w:r>
-        <w:t>The contribution of this paper is threefold: (a) the binary Asia / non-Asia contrast in the parent preprint conceals a within-Asia structure that the current corpus cannot statistically resolve (k = 2); (b) an exploratory comparison with country-level trait – culture associations (Hofstede &amp; McCrae 2004) shows the same sign for 3 of 5 traits in two Japan-based studies, most notably a positive Neuroticism direction that contrasts with the Western pattern — a hypothesis to be tested with individual-level cultural measures and a common achievement outcome; and (c) it makes explicit the level-of-analysis, outcome, and instrument gaps that any future culture-moderated synthesis in this field must close.</w:t>
+        <w:t>The contribution of this paper is threefold: (a) the binary Asia / non-Asia contrast in the parent preprint conceals a within-Asia structure that the current corpus cannot statistically resolve (k = 2); (b) an exploratory comparison with country-level trait – culture associations (Hofstede &amp; McCrae 2004) shows the same sign for 3 of 5 traits in two Japan-based studies, most notably a positive Neuroticism direction that contrasts with earlier meta-analytic evidence, including Asian samples — a hypothesis to be tested with individual-level cultural measures and a common achievement outcome; and (c) it makes explicit the level-of-analysis, outcome, and instrument gaps that any future culture-moderated synthesis in this field must close.</w:t>
       </w:r>
     </w:p>
     <w:p>

--- a/metaanalysis/conference_submissions/iceel/full_paper.docx
+++ b/metaanalysis/conference_submissions/iceel/full_paper.docx
@@ -143,7 +143,7 @@
         <w:pStyle w:val="PostHeadPara"/>
       </w:pPr>
       <w:r>
-        <w:t>Hofstede's (2001) 2nd-edition model operationalises national culture in 6 dimensions — Power Distance (PDI), Individualism (IDV), Masculinity (MAS), Uncertainty Avoidance (UAI), Long-Term Orientation (LTO), Indulgence (IND); latest scores from Hofstede Insights (2024). Critiques (Minkov &amp; Hofstede, 2014; McSweeney, 2002) for ecological-fallacy risk and for the 1970s IBM-sample provenance are acknowledged: we use the dimensions as country-level proxies for shared cultural orientation, not as individual-level claims.</w:t>
+        <w:t>Hofstede's model operationalises national culture in five dimensions (Hofstede 2001), extended to six with Indulgence (Hofstede, Hofstede, &amp; Minkov 2010) — Power Distance (PDI), Individualism (IDV), Masculinity (MAS), Uncertainty Avoidance (UAI), Long-Term Orientation (LTO), Indulgence (IND); latest scores from Hofstede Insights (2024). Critiques of the framework for ecological-fallacy risk and for the 1970s IBM-sample provenance (McSweeney, 2002) are acknowledged, although the uncertainty-avoidance dimension has been replicated in nationally representative European samples (Minkov &amp; Hofstede, 2014). We use the dimensions as country-level proxies for shared cultural orientation, not as individual-level claims.</w:t>
       </w:r>
     </w:p>
     <w:p>
@@ -3013,7 +3013,7 @@
         <w:pStyle w:val="PostHeadPara"/>
       </w:pPr>
       <w:r>
-        <w:t>The dominant limitation is k. With k = 2 Asian primary-pool studies, the fits on Hofstede scores have zero residual degrees of freedom; they are two-country contrasts, and the correspondence in Table 4 is descriptive. Hofstede &amp; McCrae (2004) correlations describe country-level trait means, not within-country trait – outcome correlations, so Table 4 rests on a cross-level comparison and cannot test a mechanism. The two Japan studies also differ in outcome construct and effect-size metric (engagement ρ vs grade r) as well as in instrument. The Hofstede framework itself is critiqued (Minkov &amp; Hofstede, 2014; McSweeney, 2002) for ecological-fallacy risk and IBM-sample provenance; Minkov-revised dimensions might yield different reference directions. Western-derived Big Five may not capture culture-specific personality structure in Japan (Cheung et al., 2003). Single-author, single-coder; country-to-Hofstede-dimension assignment uses the canonical Hofstede Insights (2024) table rather than hand-coding.</w:t>
+        <w:t>The dominant limitation is k. With k = 2 Asian primary-pool studies, the fits on Hofstede scores have zero residual degrees of freedom; they are two-country contrasts, and the correspondence in Table 4 is descriptive. Hofstede &amp; McCrae (2004) correlations describe country-level trait means, not within-country trait – outcome correlations, so Table 4 rests on a cross-level comparison and cannot test a mechanism. The two Japan studies also differ in outcome construct and effect-size metric (engagement ρ vs grade r) as well as in instrument. The Hofstede framework itself is critiqued for ecological-fallacy risk and IBM-sample provenance (McSweeney, 2002); revised or replicated dimensions (e.g., Minkov &amp; Hofstede, 2014) might yield different reference directions. Western-derived Big Five may not capture culture-specific personality structure in Japan (Cheung et al., 2003). Single-author, single-coder; country-to-Hofstede-dimension assignment uses the canonical Hofstede Insights (2024) table rather than hand-coding.</w:t>
       </w:r>
     </w:p>
     <w:p>
@@ -3117,6 +3117,14 @@
         <w:pStyle w:val="Bibentry"/>
       </w:pPr>
       <w:r>
+        <w:t>Hofstede, G., Hofstede, G. J., and Minkov, M. 2010. Cultures and Organizations: Software of the Mind (3rd. ed.). McGraw-Hill, New York, NY.</w:t>
+      </w:r>
+    </w:p>
+    <w:p>
+      <w:pPr>
+        <w:pStyle w:val="Bibentry"/>
+      </w:pPr>
+      <w:r>
         <w:t>Hofstede, G. and McCrae, R. R. 2004. Personality and culture revisited: Linking traits and dimensions of culture. Cross-Cultural Research 38, 1 (2004), 52–88. DOI: 10.1177/1069397103259443.</w:t>
       </w:r>
     </w:p>
@@ -3141,7 +3149,7 @@
         <w:pStyle w:val="Bibentry"/>
       </w:pPr>
       <w:r>
-        <w:t>Minkov, M. and Hofstede, G. 2014. A replication of Hofstede's uncertainty avoidance dimension across nationally representative samples from Europe. International Journal of Cross-Cultural Management 14, 1 (2014), 7–22. DOI: 10.1177/1470595814521600.</w:t>
+        <w:t>Minkov, M. and Hofstede, G. 2014. A replication of Hofstede's uncertainty avoidance dimension across nationally representative samples from Europe. International Journal of Cross Cultural Management 14, 2 (2014), 161–171. DOI: 10.1177/1470595814521600.</w:t>
       </w:r>
     </w:p>
     <w:p>

--- a/metaanalysis/conference_submissions/iceel/full_paper.docx
+++ b/metaanalysis/conference_submissions/iceel/full_paper.docx
@@ -37,7 +37,7 @@
         <w:t xml:space="preserve">Background. </w:t>
       </w:r>
       <w:r>
-        <w:t xml:space="preserve">The parent meta-analysis (Research Square preprint, DOI 10.21203/rs.3.rs-9513298/v1) reports an Extraversion × Region moderator in Big Five – academic-achievement research on online learning (Asian pooled r = −0.095, k = 2, vs non-Asian r = +0.050, k = 7; Knapp–Hartung meta-regression F(1, 7) = 12.94, p = .009), but does not decompose the Asia bin into its country-level constituents. </w:t>
+        <w:t xml:space="preserve">The parent meta-analysis (Research Square preprint, DOI 10.21203/rs.3.rs-9513298/v1) reports an Extraversion × Region moderator in Big Five – academic-achievement research on online learning but does not decompose the Asia bin into its country-level constituents. Re-analysed here with a Knapp–Hartung meta-regression, the contrast is Asian pooled r = −0.095 (k = 2) vs non-Asian r = +0.050 (k = 7), F(1, 7) = 12.94, p = .009. </w:t>
       </w:r>
       <w:r>
         <w:rPr>
@@ -111,7 +111,7 @@
         <w:pStyle w:val="PostHeadPara"/>
       </w:pPr>
       <w:r>
-        <w:t>The Big Five – academic-achievement link is robust at the trait level (Poropat 2009; Mammadov 2022; Chen, Cheung, &amp; Zeng 2025) but is increasingly recognised as culturally conditional, with Mammadov (2022) reporting larger correlations in Asian samples than in other regions for every trait. The parent preprint (Tokiwa, 2026, DOI 10.21203/rs.3.rs-9513298/v1) reports a binary Asia / non-Asia contrast with Extraversion × Region the headline (Asian r = −0.131 vs non-Asian r = +0.050) but does not decompose the Asian bin into its country-level constituents — even though Japan, China, Korea, and Taiwan differ sharply on Hofstede Power Distance, UAI, MAS, and IND scores (Hofstede Insights 2024). Re-analysed here, with β converted to r by the published Peterson–Brown rule (the preprint pushed negative β a further .05 from zero) and the contrast tested with a Knapp–Hartung mixed-effects meta-regression (the preprint's Q_between = 46.43 applied a large-sample χ² test to small-sample HKSJ standard errors), the Asian estimate is r = −0.095 and the contrast F(1, 7) = 12.94, p = .009. Either way, the contrast rests on only two Asian studies.</w:t>
+        <w:t>The Big Five – academic-achievement link is robust at the trait level (Poropat 2009; Mammadov 2022; Chen, Cheung, &amp; Zeng 2025) but is increasingly recognised as culturally conditional, with Mammadov (2022) reporting larger correlations in Asian samples than in other regions for every trait. The parent preprint (Tokiwa, 2026, DOI 10.21203/rs.3.rs-9513298/v1) reports a binary Asia / non-Asia contrast with Extraversion × Region the headline (Asian r = −0.131 vs non-Asian r = +0.050) but does not decompose the Asian bin into its country-level constituents — even though Japan, China, Korea, and Taiwan differ sharply on Hofstede Power Distance, UAI, MAS, and IND scores (The Culture Factor Group 2026). Re-analysed here, with β converted to r by the published Peterson–Brown rule (the preprint pushed negative β a further .05 from zero) and the contrast tested with a Knapp–Hartung mixed-effects meta-regression (the preprint's Q_between = 46.43 applied a large-sample χ² test to small-sample HKSJ standard errors), the Asian estimate is r = −0.095 and the contrast F(1, 7) = 12.94, p = .009. Either way, the contrast rests on only two Asian studies.</w:t>
       </w:r>
     </w:p>
     <w:p>
@@ -143,7 +143,7 @@
         <w:pStyle w:val="PostHeadPara"/>
       </w:pPr>
       <w:r>
-        <w:t>Hofstede's model operationalises national culture in five dimensions (Hofstede 2001), extended to six with Indulgence (Hofstede, Hofstede, &amp; Minkov 2010) — Power Distance (PDI), Individualism (IDV), Masculinity (MAS), Uncertainty Avoidance (UAI), Long-Term Orientation (LTO), Indulgence (IND); latest scores from Hofstede Insights (2024). Critiques of the framework for ecological-fallacy risk and for the 1970s IBM-sample provenance (McSweeney, 2002) are acknowledged, although the uncertainty-avoidance dimension has been replicated in nationally representative European samples (Minkov &amp; Hofstede, 2014). We use the dimensions as country-level proxies for shared cultural orientation, not as individual-level claims.</w:t>
+        <w:t>Hofstede's model operationalises national culture in five dimensions (Hofstede 2001), extended to six with Indulgence (Hofstede, Hofstede, &amp; Minkov 2010) — Power Distance (PDI), Individualism (IDV), Masculinity (MAS), Uncertainty Avoidance (UAI), Long-Term Orientation (LTO), Indulgence (IND); country scores are taken from the current country comparison tool of The Culture Factor Group (2026; formerly Hofstede Insights), whose Individualism and Long-Term Orientation scores were revised in 2023. Critiques of the framework for ecological-fallacy risk and for the 1970s IBM-sample provenance (McSweeney, 2002) are acknowledged, although the uncertainty-avoidance dimension has been replicated in nationally representative European samples (Minkov &amp; Hofstede, 2014). We use the dimensions as country-level proxies for shared cultural orientation, not as individual-level claims.</w:t>
       </w:r>
     </w:p>
     <w:p>
@@ -159,7 +159,7 @@
         <w:pStyle w:val="Para"/>
       </w:pPr>
       <w:r>
-        <w:t>Japan's profile (PDI = 54, IDV = 46, MAS = 95, UAI = 92) implies, at the country level, the reference directions listed in Section 4.4 (Table 4). These are not predictions for individual learners: Hofstede &amp; McCrae (2004) correlate national culture scores with national trait means, and the same association need not hold for trait – outcome correlations within one country. We use them only as a reference point. The N reference is of particular interest because it runs opposite to the null-to-negative N pattern in earlier Big Five – achievement meta-analyses, including their Asian samples (Poropat, 2009; Mammadov, 2022).</w:t>
+        <w:t>Japan's profile (PDI = 54, IDV = 62, MAS = 95, UAI = 92) implies, at the country level, the reference directions listed in Section 4.4 (Table 4). These are not predictions for individual learners: Hofstede &amp; McCrae (2004) correlate national culture scores with national trait means, and the same association need not hold for trait – outcome correlations within one country. We use them only as a reference point. The N reference is of particular interest because it runs opposite to the null-to-negative N pattern in earlier Big Five – achievement meta-analyses, including their Asian samples (Poropat, 2009; Mammadov, 2022).</w:t>
       </w:r>
     </w:p>
     <w:p>
@@ -275,7 +275,7 @@
         <w:pStyle w:val="PostHeadPara"/>
       </w:pPr>
       <w:r>
-        <w:t>Country-level Hofstede 6-D scores are encoded inline in the analysis script using the canonical Hofstede Insights values. For the Asian primary-pool countries:</w:t>
+        <w:t>Country-level Hofstede 6-D scores are encoded inline in the analysis script using the scores published by The Culture Factor Group (2026; formerly Hofstede Insights), retrieved 27 October 2026, which include the 2023 revision of the Individualism and Long-Term Orientation scores. For the Asian primary-pool countries:</w:t>
       </w:r>
     </w:p>
     <w:p>
@@ -283,7 +283,7 @@
         <w:pStyle w:val="Para"/>
       </w:pPr>
       <w:r>
-        <w:t>Japan: PDI = 54, IDV = 46, MAS = 95, UAI = 92, LTO = 88, IND = 42. China: PDI = 80, IDV = 20, MAS = 66, UAI = 30, LTO = 87, IND = 24.</w:t>
+        <w:t>Japan: PDI = 54, IDV = 62, MAS = 95, UAI = 92, LTO = 100, IND = 42. China: PDI = 80, IDV = 43, MAS = 66, UAI = 30, LTO = 77, IND = 24.</w:t>
       </w:r>
     </w:p>
     <w:p>
@@ -291,7 +291,7 @@
         <w:pStyle w:val="Para"/>
       </w:pPr>
       <w:r>
-        <w:t>These two countries differ most sharply on Individualism (Japan +26), Power Distance (China +26), Masculinity (Japan +29), Uncertainty Avoidance (Japan +62), and Indulgence (Japan +18), with similar Long-Term Orientation.</w:t>
+        <w:t>These two countries differ most sharply on Uncertainty Avoidance (Japan +62), Masculinity (Japan +29), Power Distance (China +26), Long-Term Orientation (Japan +23), Individualism (Japan +19), and Indulgence (Japan +18).</w:t>
       </w:r>
     </w:p>
     <w:p>
@@ -1028,7 +1028,7 @@
               <w:rPr>
                 <w:sz w:val="16"/>
               </w:rPr>
-              <w:t>−0.0165</w:t>
+              <w:t>−0.0226</w:t>
             </w:r>
           </w:p>
         </w:tc>
@@ -1086,7 +1086,7 @@
               <w:rPr>
                 <w:sz w:val="16"/>
               </w:rPr>
-              <w:t>−0.4303</w:t>
+              <w:t>−0.0187</w:t>
             </w:r>
           </w:p>
         </w:tc>
@@ -1202,7 +1202,7 @@
               <w:rPr>
                 <w:sz w:val="16"/>
               </w:rPr>
-              <w:t>+0.0015</w:t>
+              <w:t>+0.0020</w:t>
             </w:r>
           </w:p>
         </w:tc>
@@ -1260,7 +1260,7 @@
               <w:rPr>
                 <w:sz w:val="16"/>
               </w:rPr>
-              <w:t>+0.0387</w:t>
+              <w:t>+0.0017</w:t>
             </w:r>
           </w:p>
         </w:tc>
@@ -1376,7 +1376,7 @@
               <w:rPr>
                 <w:sz w:val="16"/>
               </w:rPr>
-              <w:t>−0.0039</w:t>
+              <w:t>−0.0053</w:t>
             </w:r>
           </w:p>
         </w:tc>
@@ -1434,7 +1434,7 @@
               <w:rPr>
                 <w:sz w:val="16"/>
               </w:rPr>
-              <w:t>−0.1001</w:t>
+              <w:t>−0.0044</w:t>
             </w:r>
           </w:p>
         </w:tc>
@@ -1550,7 +1550,7 @@
               <w:rPr>
                 <w:sz w:val="16"/>
               </w:rPr>
-              <w:t>−0.4085</w:t>
+              <w:t>−0.0178</w:t>
             </w:r>
           </w:p>
         </w:tc>
@@ -1666,7 +1666,7 @@
               <w:rPr>
                 <w:sz w:val="16"/>
               </w:rPr>
-              <w:t>+0.0008</w:t>
+              <w:t>+0.0011</w:t>
             </w:r>
           </w:p>
         </w:tc>
@@ -1724,7 +1724,7 @@
               <w:rPr>
                 <w:sz w:val="16"/>
               </w:rPr>
-              <w:t>+0.0209</w:t>
+              <w:t>+0.0009</w:t>
             </w:r>
           </w:p>
         </w:tc>
@@ -1749,7 +1749,7 @@
         <w:pStyle w:val="Para"/>
       </w:pPr>
       <w:r>
-        <w:t>(Selected rows; full table in results/hofstede_meta_regression.csv. With k = 2, all six dimensions re-express the same single Japan – China contrast. PDI and IDV slopes are mirror images because the two countries differ by 26 points on each, in opposite directions; LTO slopes are the largest in magnitude only because the two LTO scores differ by a single point (88 vs 87), and they carry no information.)</w:t>
+        <w:t>(Selected rows; full table in results/hofstede_meta_regression.csv. With k = 2, all six dimensions re-express the same single Japan – China contrast: each slope is the Japan – China difference in Fisher z divided by the difference in country scores, so the slopes differ across dimensions only through the size and sign of that score difference (Japan minus China: PDI −26, IDV +19, MAS +29, UAI +62, LTO +23, IND +18).)</w:t>
       </w:r>
     </w:p>
     <w:p>
@@ -1757,7 +1757,7 @@
         <w:pStyle w:val="Para"/>
       </w:pPr>
       <w:r>
-        <w:t>The Extraversion slope on Individualism is negative (−0.0039): Japan, the more individualistic of the two countries (IDV 46 vs 20), shows the more negative Extraversion – achievement correlation (−0.173 vs −0.074). This runs against the expectation that Extraversion is more of an asset in individualistic contexts. With df_resid = 0 these slopes carry no inferential weight; they are re-expressions of the two-country contrast, not statistical tests.</w:t>
+        <w:t>The Extraversion slope on Individualism is negative (−0.0053): Japan, the more individualistic of the two countries (IDV 62 vs 43), shows the more negative Extraversion – achievement correlation (−0.173 vs −0.074). This runs against the expectation that Extraversion is more of an asset in individualistic contexts. With df_resid = 0 these slopes carry no inferential weight; they are re-expressions of the two-country contrast, not statistical tests.</w:t>
       </w:r>
     </w:p>
     <w:p>
@@ -2949,7 +2949,7 @@
         <w:pStyle w:val="PostHeadPara"/>
       </w:pPr>
       <w:r>
-        <w:t>With k = 2, the slopes in Table 2 can only be read as the direction of a single Japan – China contrast, and that contrast is confounded with everything else that differs between the two studies (instrument, education level, outcome measure, β-converted vs direct r). Read this way, the Extraversion slope on Individualism runs against the theoretical expectation: the more individualistic country shows the more negative Extraversion correlation. The LTO slopes cannot be interpreted at all, because the two countries' LTO scores differ by only one point.</w:t>
+        <w:t>With k = 2, the slopes in Table 2 can only be read as the direction of a single Japan – China contrast, and that contrast is confounded with everything else that differs between the two studies (instrument, education level, outcome measure, β-converted vs direct r). Read this way, the Extraversion slope on Individualism runs against the theoretical expectation: the more individualistic country shows the more negative Extraversion correlation. The other dimensions add nothing: with two countries, every slope re-expresses the same contrast through a different score difference.</w:t>
       </w:r>
     </w:p>
     <w:p>
@@ -3013,7 +3013,7 @@
         <w:pStyle w:val="PostHeadPara"/>
       </w:pPr>
       <w:r>
-        <w:t>The dominant limitation is k. With k = 2 Asian primary-pool studies, the fits on Hofstede scores have zero residual degrees of freedom; they are two-country contrasts, and the correspondence in Table 4 is descriptive. Hofstede &amp; McCrae (2004) correlations describe country-level trait means, not within-country trait – outcome correlations, so Table 4 rests on a cross-level comparison and cannot test a mechanism. The two Japan studies also differ in outcome construct and effect-size metric (engagement ρ vs grade r) as well as in instrument. The Hofstede framework itself is critiqued for ecological-fallacy risk and IBM-sample provenance (McSweeney, 2002); revised or replicated dimensions (e.g., Minkov &amp; Hofstede, 2014) might yield different reference directions. Western-derived Big Five may not capture culture-specific personality structure in Japan (Cheung et al., 2003). Single-author, single-coder; country-to-Hofstede-dimension assignment uses the canonical Hofstede Insights (2024) table rather than hand-coding.</w:t>
+        <w:t>The dominant limitation is k. With k = 2 Asian primary-pool studies, the fits on Hofstede scores have zero residual degrees of freedom; they are two-country contrasts, and the correspondence in Table 4 is descriptive. Hofstede &amp; McCrae (2004) correlations describe country-level trait means, not within-country trait – outcome correlations, so Table 4 rests on a cross-level comparison and cannot test a mechanism. The two Japan studies also differ in outcome construct and effect-size metric (engagement ρ vs grade r) as well as in instrument. The Hofstede framework itself is critiqued for ecological-fallacy risk and IBM-sample provenance (McSweeney, 2002); revised or replicated dimensions (e.g., Minkov &amp; Hofstede, 2014) might yield different reference directions. Western-derived Big Five may not capture culture-specific personality structure in Japan (Cheung et al., 2003). Single-author, single-coder; country-to-Hofstede-dimension assignment uses the published country comparison table of The Culture Factor Group (2026) rather than hand-coding.</w:t>
       </w:r>
     </w:p>
     <w:p>
@@ -3093,7 +3093,7 @@
         <w:pStyle w:val="Bibentry"/>
       </w:pPr>
       <w:r>
-        <w:t>Hofstede Insights. 2024. Country comparison tool. Retrieved 2024 from https://www.hofstede-insights.com/.</w:t>
+        <w:t>Hofstede, G. 1986. Cultural differences in teaching and learning. International Journal of Intercultural Relations 10, 3 (1986), 301–320. DOI: 10.1016/0147-1767(86)90015-5.</w:t>
       </w:r>
     </w:p>
     <w:p>
@@ -3101,7 +3101,7 @@
         <w:pStyle w:val="Bibentry"/>
       </w:pPr>
       <w:r>
-        <w:t>Hofstede, G. 1986. Cultural differences in teaching and learning. International Journal of Intercultural Relations 10, 3 (1986), 301–320. DOI: 10.1016/0147-1767(86)90015-5.</w:t>
+        <w:t>Hofstede, G. 2001. Culture's Consequences: Comparing Values, Behaviors, Institutions and Organizations across Nations (2nd. ed.). Sage Publications, Thousand Oaks, CA.</w:t>
       </w:r>
     </w:p>
     <w:p>
@@ -3109,7 +3109,7 @@
         <w:pStyle w:val="Bibentry"/>
       </w:pPr>
       <w:r>
-        <w:t>Hofstede, G. 2001. Culture's Consequences: Comparing Values, Behaviors, Institutions and Organizations across Nations (2nd. ed.). Sage Publications, Thousand Oaks, CA.</w:t>
+        <w:t>Hofstede, G., Hofstede, G. J., and Minkov, M. 2010. Cultures and Organizations: Software of the Mind (3rd. ed.). McGraw-Hill, New York, NY.</w:t>
       </w:r>
     </w:p>
     <w:p>
@@ -3117,7 +3117,7 @@
         <w:pStyle w:val="Bibentry"/>
       </w:pPr>
       <w:r>
-        <w:t>Hofstede, G., Hofstede, G. J., and Minkov, M. 2010. Cultures and Organizations: Software of the Mind (3rd. ed.). McGraw-Hill, New York, NY.</w:t>
+        <w:t>Hofstede, G. and McCrae, R. R. 2004. Personality and culture revisited: Linking traits and dimensions of culture. Cross-Cultural Research 38, 1 (2004), 52–88. DOI: 10.1177/1069397103259443.</w:t>
       </w:r>
     </w:p>
     <w:p>
@@ -3125,7 +3125,7 @@
         <w:pStyle w:val="Bibentry"/>
       </w:pPr>
       <w:r>
-        <w:t>Hofstede, G. and McCrae, R. R. 2004. Personality and culture revisited: Linking traits and dimensions of culture. Cross-Cultural Research 38, 1 (2004), 52–88. DOI: 10.1177/1069397103259443.</w:t>
+        <w:t>Mammadov, S. 2022. Big Five personality traits and academic performance: A meta-analysis. Journal of Personality 90, 2 (2022), 222–255. DOI: 10.1111/jopy.12663.</w:t>
       </w:r>
     </w:p>
     <w:p>
@@ -3133,7 +3133,7 @@
         <w:pStyle w:val="Bibentry"/>
       </w:pPr>
       <w:r>
-        <w:t>Mammadov, S. 2022. Big Five personality traits and academic performance: A meta-analysis. Journal of Personality 90, 2 (2022), 222–255. DOI: 10.1111/jopy.12663.</w:t>
+        <w:t>McSweeney, B. 2002. Hofstede's model of national cultural differences and their consequences: A triumph of faith — a failure of analysis. Human Relations 55, 1 (2002), 89–118. DOI: 10.1177/0018726702551004.</w:t>
       </w:r>
     </w:p>
     <w:p>
@@ -3141,7 +3141,7 @@
         <w:pStyle w:val="Bibentry"/>
       </w:pPr>
       <w:r>
-        <w:t>McSweeney, B. 2002. Hofstede's model of national cultural differences and their consequences: A triumph of faith — a failure of analysis. Human Relations 55, 1 (2002), 89–118. DOI: 10.1177/0018726702551004.</w:t>
+        <w:t>Minkov, M. and Hofstede, G. 2014. A replication of Hofstede's uncertainty avoidance dimension across nationally representative samples from Europe. International Journal of Cross Cultural Management 14, 2 (2014), 161–171. DOI: 10.1177/1470595814521600.</w:t>
       </w:r>
     </w:p>
     <w:p>
@@ -3149,7 +3149,7 @@
         <w:pStyle w:val="Bibentry"/>
       </w:pPr>
       <w:r>
-        <w:t>Minkov, M. and Hofstede, G. 2014. A replication of Hofstede's uncertainty avoidance dimension across nationally representative samples from Europe. International Journal of Cross Cultural Management 14, 2 (2014), 161–171. DOI: 10.1177/1470595814521600.</w:t>
+        <w:t>Page, M. J., McKenzie, J. E., Bossuyt, P. M., Boutron, I., Hoffmann, T. C., Mulrow, C. D., Shamseer, L., Tetzlaff, J. M., Akl, E. A., Brennan, S. E., et al. 2021. The PRISMA 2020 statement: An updated guideline for reporting systematic reviews. BMJ 372, n71 (2021). DOI: 10.1136/bmj.n71.</w:t>
       </w:r>
     </w:p>
     <w:p>
@@ -3157,7 +3157,7 @@
         <w:pStyle w:val="Bibentry"/>
       </w:pPr>
       <w:r>
-        <w:t>Page, M. J., McKenzie, J. E., Bossuyt, P. M., Boutron, I., Hoffmann, T. C., Mulrow, C. D., Shamseer, L., Tetzlaff, J. M., Akl, E. A., Brennan, S. E., et al. 2021. The PRISMA 2020 statement: An updated guideline for reporting systematic reviews. BMJ 372, n71 (2021). DOI: 10.1136/bmj.n71.</w:t>
+        <w:t>Poropat, A. E. 2009. A meta-analysis of the five-factor model of personality and academic performance. Psychological Bulletin 135, 2 (2009), 322–338. DOI: 10.1037/a0014996.</w:t>
       </w:r>
     </w:p>
     <w:p>
@@ -3165,7 +3165,7 @@
         <w:pStyle w:val="Bibentry"/>
       </w:pPr>
       <w:r>
-        <w:t>Poropat, A. E. 2009. A meta-analysis of the five-factor model of personality and academic performance. Psychological Bulletin 135, 2 (2009), 322–338. DOI: 10.1037/a0014996.</w:t>
+        <w:t>Rivers, D. J. 2021. The role of personality traits and online academic self-efficacy in acceptance, actual use and achievement in Moodle. Education and Information Technologies 26, 4 (2021), 4353–4378. DOI: 10.1007/s10639-021-10478-3.</w:t>
       </w:r>
     </w:p>
     <w:p>
@@ -3173,7 +3173,7 @@
         <w:pStyle w:val="Bibentry"/>
       </w:pPr>
       <w:r>
-        <w:t>Rivers, D. J. 2021. The role of personality traits and online academic self-efficacy in acceptance, actual use and achievement in Moodle. Education and Information Technologies 26, 4 (2021), 4353–4378. DOI: 10.1007/s10639-021-10478-3.</w:t>
+        <w:t>Schmitt, D. P., Allik, J., McCrae, R. R., and Benet-Martínez, V. 2007. The geographic distribution of Big Five personality traits: Patterns and profiles of human self-description across 56 nations. Journal of Cross-Cultural Psychology 38, 2 (2007), 173–212. DOI: 10.1177/0022022106297299.</w:t>
       </w:r>
     </w:p>
     <w:p>
@@ -3181,7 +3181,7 @@
         <w:pStyle w:val="Bibentry"/>
       </w:pPr>
       <w:r>
-        <w:t>Schmitt, D. P., Allik, J., McCrae, R. R., and Benet-Martínez, V. 2007. The geographic distribution of Big Five personality traits: Patterns and profiles of human self-description across 56 nations. Journal of Cross-Cultural Psychology 38, 2 (2007), 173–212. DOI: 10.1177/0022022106297299.</w:t>
+        <w:t>The Culture Factor Group. 2026. Country comparison tool. Retrieved October 27, 2026 from https://www.theculturefactor.com/country-comparison-tool.</w:t>
       </w:r>
     </w:p>
     <w:p>
